--- a/DOCS - ANEJOS/Plantillas/Por Anejo/15-15-plan-de-obra/10_donor_docx/Anexo 15 - Plan de Obras.docx
+++ b/DOCS - ANEJOS/Plantillas/Por Anejo/15-15-plan-de-obra/10_donor_docx/Anexo 15 - Plan de Obras.docx
@@ -1189,6 +1189,7 @@
           <w:b/>
           <w:sz w:val="20"/>
         </w:rPr>
+        <w:spacing w:after="0" w:before="0" w:line="288" w:lineRule="auto"/>
       </w:pPr>
       <w:bookmarkStart w:id="16" w:name="_Toc119508431"/>
       <w:r>
@@ -1218,6 +1219,7 @@
           <w:szCs w:val="24"/>
           <w:lang w:val="es-ES_tradnl"/>
         </w:rPr>
+        <w:spacing w:after="0" w:before="0" w:line="288" w:lineRule="auto"/>
       </w:pPr>
       <w:r>
         <w:rPr>
@@ -1237,7 +1239,7 @@
         <w:tabs>
           <w:tab w:val="left" w:pos="708"/>
         </w:tabs>
-        <w:spacing w:line="288" w:lineRule="auto"/>
+        <w:spacing w:after="0" w:before="0" w:line="288" w:lineRule="auto"/>
         <w:jc w:val="center"/>
         <w:rPr>
           <w:rFonts w:ascii="Montserrat" w:eastAsia="Montserrat" w:hAnsi="Montserrat"/>
@@ -1275,7 +1277,7 @@
         <w:tabs>
           <w:tab w:val="left" w:pos="708"/>
         </w:tabs>
-        <w:spacing w:line="288" w:lineRule="auto"/>
+        <w:spacing w:line="288" w:lineRule="auto" w:before="220" w:after="120"/>
         <w:outlineLvl w:val="0"/>
         <w:rPr>
           <w:rFonts w:ascii="Montserrat" w:hAnsi="Montserrat"/>
@@ -1317,7 +1319,7 @@
         <w:tabs>
           <w:tab w:val="left" w:pos="708"/>
         </w:tabs>
-        <w:spacing w:line="288" w:lineRule="auto"/>
+        <w:spacing w:after="0" w:before="0" w:line="288" w:lineRule="auto"/>
         <w:jc w:val="both"/>
         <w:rPr>
           <w:rFonts w:ascii="Montserrat" w:eastAsia="Montserrat" w:hAnsi="Montserrat"/>
@@ -1374,7 +1376,7 @@
           <w:tab w:val="clear" w:pos="692"/>
           <w:tab w:val="left" w:pos="708"/>
         </w:tabs>
-        <w:spacing w:line="288" w:lineRule="auto"/>
+        <w:spacing w:line="288" w:lineRule="auto" w:before="220" w:after="120"/>
         <w:rPr>
           <w:rFonts w:ascii="Montserrat" w:hAnsi="Montserrat"/>
           <w:bCs/>
@@ -1423,7 +1425,7 @@
         <w:tabs>
           <w:tab w:val="left" w:pos="708"/>
         </w:tabs>
-        <w:spacing w:line="288" w:lineRule="auto"/>
+        <w:spacing w:after="0" w:before="0" w:line="288" w:lineRule="auto"/>
         <w:jc w:val="both"/>
         <w:rPr>
           <w:rFonts w:ascii="Montserrat" w:eastAsia="Montserrat" w:hAnsi="Montserrat"/>
@@ -1464,7 +1466,7 @@
         <w:tabs>
           <w:tab w:val="left" w:pos="708"/>
         </w:tabs>
-        <w:spacing w:line="288" w:lineRule="auto"/>
+        <w:spacing w:after="0" w:before="0" w:line="288" w:lineRule="auto"/>
         <w:rPr>
           <w:rFonts w:ascii="Montserrat" w:hAnsi="Montserrat"/>
           <w:sz w:val="19"/>
@@ -1514,7 +1516,7 @@
         <w:tabs>
           <w:tab w:val="left" w:pos="708"/>
         </w:tabs>
-        <w:spacing w:line="288" w:lineRule="auto"/>
+        <w:spacing w:after="0" w:before="0" w:line="288" w:lineRule="auto"/>
         <w:rPr>
           <w:rFonts w:ascii="Montserrat" w:hAnsi="Montserrat"/>
           <w:sz w:val="19"/>
@@ -1573,7 +1575,7 @@
         <w:tabs>
           <w:tab w:val="left" w:pos="708"/>
         </w:tabs>
-        <w:spacing w:line="288" w:lineRule="auto"/>
+        <w:spacing w:after="0" w:before="0" w:line="288" w:lineRule="auto"/>
         <w:rPr>
           <w:rFonts w:ascii="Montserrat" w:hAnsi="Montserrat"/>
           <w:sz w:val="19"/>
@@ -1603,7 +1605,9 @@
       <w:pPr/>
     </w:p>
     <w:p>
-      <w:pPr/>
+      <w:pPr>
+        <w:spacing w:after="0" w:before="0" w:line="288" w:lineRule="auto"/>
+      </w:pPr>
       <w:r>
         <w:t>Referencia normativa laboral aplicable: Convenio Colectivo Provincial de la Construcción de Málaga vigente en el período de ejecución de las obras, publicado en el Boletín Oficial de la Provincia de Málaga (BOP Málaga). Regula la jornada laboral ordinaria, los períodos de descanso y las condiciones retributivas del personal de obra, sirviendo de base para la estimación de rendimientos y cómputo de días efectivos de trabajo recogida en el presente plan de obra.</w:t>
       </w:r>
@@ -1630,7 +1634,7 @@
         <w:tabs>
           <w:tab w:val="left" w:pos="708"/>
         </w:tabs>
-        <w:spacing w:line="288" w:lineRule="auto"/>
+        <w:spacing w:after="0" w:before="0" w:line="288" w:lineRule="auto"/>
         <w:jc w:val="both"/>
         <w:rPr>
           <w:rFonts w:ascii="Montserrat" w:eastAsia="Montserrat" w:hAnsi="Montserrat"/>
@@ -1672,7 +1676,7 @@
         <w:pBdr>
           <w:bottom w:val="single" w:sz="4" w:space="1" w:color="0070C0"/>
         </w:pBdr>
-        <w:spacing w:line="288" w:lineRule="auto"/>
+        <w:spacing w:line="288" w:lineRule="auto" w:before="220" w:after="120"/>
         <w:rPr>
           <w:rFonts w:ascii="Montserrat" w:hAnsi="Montserrat"/>
           <w:bCs/>
@@ -1721,7 +1725,7 @@
         <w:tabs>
           <w:tab w:val="left" w:pos="708"/>
         </w:tabs>
-        <w:spacing w:line="288" w:lineRule="auto"/>
+        <w:spacing w:after="0" w:before="0" w:line="288" w:lineRule="auto"/>
         <w:jc w:val="both"/>
         <w:rPr>
           <w:rFonts w:ascii="Montserrat" w:eastAsia="Montserrat" w:hAnsi="Montserrat"/>
@@ -1781,7 +1785,7 @@
           <w:tab w:val="clear" w:pos="692"/>
           <w:tab w:val="left" w:pos="708"/>
         </w:tabs>
-        <w:spacing w:line="288" w:lineRule="auto"/>
+        <w:spacing w:line="288" w:lineRule="auto" w:before="220" w:after="120"/>
         <w:rPr>
           <w:rFonts w:ascii="Montserrat" w:hAnsi="Montserrat"/>
           <w:bCs/>
@@ -1828,7 +1832,7 @@
     </w:p>
     <w:p>
       <w:pPr>
-        <w:spacing w:line="288" w:lineRule="auto"/>
+        <w:spacing w:after="0" w:before="0" w:line="288" w:lineRule="auto"/>
         <w:jc w:val="both"/>
         <w:rPr>
           <w:rFonts w:ascii="Montserrat" w:eastAsiaTheme="minorHAnsi" w:hAnsi="Montserrat" w:cstheme="minorBidi"/>
@@ -1864,7 +1868,7 @@
     </w:p>
     <w:p>
       <w:pPr>
-        <w:spacing w:line="288" w:lineRule="auto"/>
+        <w:spacing w:after="0" w:before="0" w:line="288" w:lineRule="auto"/>
         <w:jc w:val="both"/>
         <w:rPr>
           <w:rFonts w:ascii="Montserrat" w:eastAsiaTheme="minorHAnsi" w:hAnsi="Montserrat" w:cstheme="minorBidi"/>
@@ -1905,7 +1909,7 @@
           <w:ilvl w:val="0"/>
           <w:numId w:val="39"/>
         </w:numPr>
-        <w:spacing w:after="120" w:line="288" w:lineRule="auto"/>
+        <w:spacing w:after="0" w:before="0" w:line="288" w:lineRule="auto"/>
         <w:ind w:left="714" w:hanging="357"/>
         <w:contextualSpacing w:val="0"/>
         <w:rPr>
@@ -1934,7 +1938,7 @@
           <w:ilvl w:val="0"/>
           <w:numId w:val="39"/>
         </w:numPr>
-        <w:spacing w:after="120" w:line="288" w:lineRule="auto"/>
+        <w:spacing w:after="0" w:before="0" w:line="288" w:lineRule="auto"/>
         <w:ind w:left="714" w:hanging="357"/>
         <w:contextualSpacing w:val="0"/>
         <w:rPr>
@@ -1963,7 +1967,7 @@
           <w:ilvl w:val="0"/>
           <w:numId w:val="39"/>
         </w:numPr>
-        <w:spacing w:after="120" w:line="288" w:lineRule="auto"/>
+        <w:spacing w:after="0" w:before="0" w:line="288" w:lineRule="auto"/>
         <w:ind w:left="714" w:hanging="357"/>
         <w:contextualSpacing w:val="0"/>
         <w:rPr>
@@ -1992,7 +1996,7 @@
           <w:ilvl w:val="0"/>
           <w:numId w:val="39"/>
         </w:numPr>
-        <w:spacing w:line="288" w:lineRule="auto"/>
+        <w:spacing w:after="0" w:before="0" w:line="288" w:lineRule="auto"/>
         <w:rPr>
           <w:rFonts w:ascii="Montserrat" w:eastAsiaTheme="minorHAnsi" w:hAnsi="Montserrat" w:cstheme="minorBidi"/>
           <w:bCs/>
@@ -2027,7 +2031,7 @@
     </w:p>
     <w:p>
       <w:pPr>
-        <w:spacing w:line="288" w:lineRule="auto"/>
+        <w:spacing w:after="0" w:before="0" w:line="288" w:lineRule="auto"/>
         <w:jc w:val="both"/>
         <w:rPr>
           <w:rFonts w:ascii="Montserrat" w:eastAsiaTheme="minorHAnsi" w:hAnsi="Montserrat" w:cstheme="minorBidi"/>
@@ -2121,7 +2125,7 @@
     </w:p>
     <w:p>
       <w:pPr>
-        <w:spacing w:line="288" w:lineRule="auto"/>
+        <w:spacing w:after="0" w:before="0" w:line="288" w:lineRule="auto"/>
         <w:jc w:val="center"/>
         <w:rPr>
           <w:rFonts w:ascii="Montserrat" w:hAnsi="Montserrat"/>
@@ -2143,6 +2147,7 @@
     <w:p>
       <w:pPr>
         <w:jc w:val="center"/>
+        <w:spacing w:after="0" w:before="0" w:line="288" w:lineRule="auto"/>
       </w:pPr>
       <w:r>
         <w:rPr>
@@ -2481,1433 +2486,6 @@
         <w:szCs w:val="14"/>
       </w:rPr>
       <w:t xml:space="preserve">edp@edp-sl.com  |  www.edp-sl.com  |  952 04 10 47  |  Avda. de la Aurora, 55, entreplanta  29006 Málaga</w:t>
-    </w:r>
-  </w:p>
-</w:ftr>
-</file>
-
-<file path=word/footer3.xml><?xml version="1.0" encoding="utf-8"?>
-<w:ftr xmlns:wpc="http://schemas.microsoft.com/office/word/2010/wordprocessingCanvas" xmlns:cx="http://schemas.microsoft.com/office/drawing/2014/chartex" xmlns:cx1="http://schemas.microsoft.com/office/drawing/2015/9/8/chartex" xmlns:cx2="http://schemas.microsoft.com/office/drawing/2015/10/21/chartex" xmlns:cx3="http://schemas.microsoft.com/office/drawing/2016/5/9/chartex" xmlns:cx4="http://schemas.microsoft.com/office/drawing/2016/5/10/chartex" xmlns:cx5="http://schemas.microsoft.com/office/drawing/2016/5/11/chartex" xmlns:cx6="http://schemas.microsoft.com/office/drawing/2016/5/12/chartex" xmlns:cx7="http://schemas.microsoft.com/office/drawing/2016/5/13/chartex" xmlns:cx8="http://schemas.microsoft.com/office/drawing/2016/5/14/chartex" xmlns:mc="http://schemas.openxmlformats.org/markup-compatibility/2006" xmlns:aink="http://schemas.microsoft.com/office/drawing/2016/ink" xmlns:am3d="http://schemas.microsoft.com/office/drawing/2017/model3d" xmlns:o="urn:schemas-microsoft-com:office:office" xmlns:oel="http://schemas.microsoft.com/office/2019/extlst" xmlns:r="http://schemas.openxmlformats.org/officeDocument/2006/relationships" xmlns:m="http://schemas.openxmlformats.org/officeDocument/2006/math" xmlns:v="urn:schemas-microsoft-com:vml" xmlns:wp14="http://schemas.microsoft.com/office/word/2010/wordprocessingDrawing" xmlns:wp="http://schemas.openxmlformats.org/drawingml/2006/wordprocessingDrawing" xmlns:w10="urn:schemas-microsoft-com:office:word" xmlns:w="http://schemas.openxmlformats.org/wordprocessingml/2006/main" xmlns:w14="http://schemas.microsoft.com/office/word/2010/wordml" xmlns:w15="http://schemas.microsoft.com/office/word/2012/wordml" xmlns:w16cex="http://schemas.microsoft.com/office/word/2018/wordml/cex" xmlns:w16cid="http://schemas.microsoft.com/office/word/2016/wordml/cid" xmlns:w16="http://schemas.microsoft.com/office/word/2018/wordml" xmlns:w16du="http://schemas.microsoft.com/office/word/2023/wordml/word16du" xmlns:w16sdtdh="http://schemas.microsoft.com/office/word/2020/wordml/sdtdatahash" xmlns:w16sdtfl="http://schemas.microsoft.com/office/word/2024/wordml/sdtformatlock" xmlns:w16se="http://schemas.microsoft.com/office/word/2015/wordml/symex" xmlns:wpg="http://schemas.microsoft.com/office/word/2010/wordprocessingGroup" xmlns:wpi="http://schemas.microsoft.com/office/word/2010/wordprocessingInk" xmlns:wne="http://schemas.microsoft.com/office/word/2006/wordml" xmlns:wps="http://schemas.microsoft.com/office/word/2010/wordprocessingShape" mc:Ignorable="w14 w15 w16se w16cid w16 w16cex w16sdtdh w16sdtfl w16du wp14">
-  <w:p>
-    <w:pPr>
-      <w:pStyle w:val="Piedepgina"/>
-    </w:pPr>
-  </w:p>
-</w:ftr>
-</file>
-
-<file path=word/footer4.xml><?xml version="1.0" encoding="utf-8"?>
-<w:ftr xmlns:wpc="http://schemas.microsoft.com/office/word/2010/wordprocessingCanvas" xmlns:cx="http://schemas.microsoft.com/office/drawing/2014/chartex" xmlns:cx1="http://schemas.microsoft.com/office/drawing/2015/9/8/chartex" xmlns:cx2="http://schemas.microsoft.com/office/drawing/2015/10/21/chartex" xmlns:cx3="http://schemas.microsoft.com/office/drawing/2016/5/9/chartex" xmlns:cx4="http://schemas.microsoft.com/office/drawing/2016/5/10/chartex" xmlns:cx5="http://schemas.microsoft.com/office/drawing/2016/5/11/chartex" xmlns:cx6="http://schemas.microsoft.com/office/drawing/2016/5/12/chartex" xmlns:cx7="http://schemas.microsoft.com/office/drawing/2016/5/13/chartex" xmlns:cx8="http://schemas.microsoft.com/office/drawing/2016/5/14/chartex" xmlns:mc="http://schemas.openxmlformats.org/markup-compatibility/2006" xmlns:aink="http://schemas.microsoft.com/office/drawing/2016/ink" xmlns:am3d="http://schemas.microsoft.com/office/drawing/2017/model3d" xmlns:o="urn:schemas-microsoft-com:office:office" xmlns:oel="http://schemas.microsoft.com/office/2019/extlst" xmlns:r="http://schemas.openxmlformats.org/officeDocument/2006/relationships" xmlns:m="http://schemas.openxmlformats.org/officeDocument/2006/math" xmlns:v="urn:schemas-microsoft-com:vml" xmlns:wp14="http://schemas.microsoft.com/office/word/2010/wordprocessingDrawing" xmlns:wp="http://schemas.openxmlformats.org/drawingml/2006/wordprocessingDrawing" xmlns:w10="urn:schemas-microsoft-com:office:word" xmlns:w="http://schemas.openxmlformats.org/wordprocessingml/2006/main" xmlns:w14="http://schemas.microsoft.com/office/word/2010/wordml" xmlns:w15="http://schemas.microsoft.com/office/word/2012/wordml" xmlns:w16cex="http://schemas.microsoft.com/office/word/2018/wordml/cex" xmlns:w16cid="http://schemas.microsoft.com/office/word/2016/wordml/cid" xmlns:w16="http://schemas.microsoft.com/office/word/2018/wordml" xmlns:w16du="http://schemas.microsoft.com/office/word/2023/wordml/word16du" xmlns:w16sdtdh="http://schemas.microsoft.com/office/word/2020/wordml/sdtdatahash" xmlns:w16sdtfl="http://schemas.microsoft.com/office/word/2024/wordml/sdtformatlock" xmlns:w16se="http://schemas.microsoft.com/office/word/2015/wordml/symex" xmlns:wpg="http://schemas.microsoft.com/office/word/2010/wordprocessingGroup" xmlns:wpi="http://schemas.microsoft.com/office/word/2010/wordprocessingInk" xmlns:wne="http://schemas.microsoft.com/office/word/2006/wordml" xmlns:wps="http://schemas.microsoft.com/office/word/2010/wordprocessingShape" mc:Ignorable="w14 w15 w16se w16cid w16 w16cex w16sdtdh w16sdtfl w16du wp14">
-  <w:p>
-    <w:pPr>
-      <w:pStyle w:val="Piedepgina"/>
-      <w:ind w:right="360"/>
-    </w:pPr>
-  </w:p>
-</w:ftr>
-</file>
-
-<file path=word/footer5.xml><?xml version="1.0" encoding="utf-8"?>
-<w:ftr xmlns:wpc="http://schemas.microsoft.com/office/word/2010/wordprocessingCanvas" xmlns:cx="http://schemas.microsoft.com/office/drawing/2014/chartex" xmlns:cx1="http://schemas.microsoft.com/office/drawing/2015/9/8/chartex" xmlns:cx2="http://schemas.microsoft.com/office/drawing/2015/10/21/chartex" xmlns:cx3="http://schemas.microsoft.com/office/drawing/2016/5/9/chartex" xmlns:cx4="http://schemas.microsoft.com/office/drawing/2016/5/10/chartex" xmlns:cx5="http://schemas.microsoft.com/office/drawing/2016/5/11/chartex" xmlns:cx6="http://schemas.microsoft.com/office/drawing/2016/5/12/chartex" xmlns:cx7="http://schemas.microsoft.com/office/drawing/2016/5/13/chartex" xmlns:cx8="http://schemas.microsoft.com/office/drawing/2016/5/14/chartex" xmlns:mc="http://schemas.openxmlformats.org/markup-compatibility/2006" xmlns:aink="http://schemas.microsoft.com/office/drawing/2016/ink" xmlns:am3d="http://schemas.microsoft.com/office/drawing/2017/model3d" xmlns:o="urn:schemas-microsoft-com:office:office" xmlns:oel="http://schemas.microsoft.com/office/2019/extlst" xmlns:r="http://schemas.openxmlformats.org/officeDocument/2006/relationships" xmlns:m="http://schemas.openxmlformats.org/officeDocument/2006/math" xmlns:v="urn:schemas-microsoft-com:vml" xmlns:wp14="http://schemas.microsoft.com/office/word/2010/wordprocessingDrawing" xmlns:wp="http://schemas.openxmlformats.org/drawingml/2006/wordprocessingDrawing" xmlns:w10="urn:schemas-microsoft-com:office:word" xmlns:w="http://schemas.openxmlformats.org/wordprocessingml/2006/main" xmlns:w14="http://schemas.microsoft.com/office/word/2010/wordml" xmlns:w15="http://schemas.microsoft.com/office/word/2012/wordml" xmlns:w16cex="http://schemas.microsoft.com/office/word/2018/wordml/cex" xmlns:w16cid="http://schemas.microsoft.com/office/word/2016/wordml/cid" xmlns:w16="http://schemas.microsoft.com/office/word/2018/wordml" xmlns:w16du="http://schemas.microsoft.com/office/word/2023/wordml/word16du" xmlns:w16sdtdh="http://schemas.microsoft.com/office/word/2020/wordml/sdtdatahash" xmlns:w16sdtfl="http://schemas.microsoft.com/office/word/2024/wordml/sdtformatlock" xmlns:w16se="http://schemas.microsoft.com/office/word/2015/wordml/symex" xmlns:wpg="http://schemas.microsoft.com/office/word/2010/wordprocessingGroup" xmlns:wpi="http://schemas.microsoft.com/office/word/2010/wordprocessingInk" xmlns:wne="http://schemas.microsoft.com/office/word/2006/wordml" xmlns:wps="http://schemas.microsoft.com/office/word/2010/wordprocessingShape" mc:Ignorable="w14 w15 w16se w16cid w16 w16cex w16sdtdh w16sdtfl w16du wp14">
-  <w:p>
-    <w:pPr>
-      <w:pStyle w:val="Piedepgina"/>
-    </w:pPr>
-  </w:p>
-</w:ftr>
-</file>
-
-<file path=word/footer6.xml><?xml version="1.0" encoding="utf-8"?>
-<w:ftr xmlns:wpc="http://schemas.microsoft.com/office/word/2010/wordprocessingCanvas" xmlns:cx="http://schemas.microsoft.com/office/drawing/2014/chartex" xmlns:cx1="http://schemas.microsoft.com/office/drawing/2015/9/8/chartex" xmlns:cx2="http://schemas.microsoft.com/office/drawing/2015/10/21/chartex" xmlns:cx3="http://schemas.microsoft.com/office/drawing/2016/5/9/chartex" xmlns:cx4="http://schemas.microsoft.com/office/drawing/2016/5/10/chartex" xmlns:cx5="http://schemas.microsoft.com/office/drawing/2016/5/11/chartex" xmlns:cx6="http://schemas.microsoft.com/office/drawing/2016/5/12/chartex" xmlns:cx7="http://schemas.microsoft.com/office/drawing/2016/5/13/chartex" xmlns:cx8="http://schemas.microsoft.com/office/drawing/2016/5/14/chartex" xmlns:mc="http://schemas.openxmlformats.org/markup-compatibility/2006" xmlns:aink="http://schemas.microsoft.com/office/drawing/2016/ink" xmlns:am3d="http://schemas.microsoft.com/office/drawing/2017/model3d" xmlns:o="urn:schemas-microsoft-com:office:office" xmlns:oel="http://schemas.microsoft.com/office/2019/extlst" xmlns:r="http://schemas.openxmlformats.org/officeDocument/2006/relationships" xmlns:m="http://schemas.openxmlformats.org/officeDocument/2006/math" xmlns:v="urn:schemas-microsoft-com:vml" xmlns:wp14="http://schemas.microsoft.com/office/word/2010/wordprocessingDrawing" xmlns:wp="http://schemas.openxmlformats.org/drawingml/2006/wordprocessingDrawing" xmlns:w10="urn:schemas-microsoft-com:office:word" xmlns:w="http://schemas.openxmlformats.org/wordprocessingml/2006/main" xmlns:w14="http://schemas.microsoft.com/office/word/2010/wordml" xmlns:w15="http://schemas.microsoft.com/office/word/2012/wordml" xmlns:w16cex="http://schemas.microsoft.com/office/word/2018/wordml/cex" xmlns:w16cid="http://schemas.microsoft.com/office/word/2016/wordml/cid" xmlns:w16="http://schemas.microsoft.com/office/word/2018/wordml" xmlns:w16du="http://schemas.microsoft.com/office/word/2023/wordml/word16du" xmlns:w16sdtdh="http://schemas.microsoft.com/office/word/2020/wordml/sdtdatahash" xmlns:w16sdtfl="http://schemas.microsoft.com/office/word/2024/wordml/sdtformatlock" xmlns:w16se="http://schemas.microsoft.com/office/word/2015/wordml/symex" xmlns:wpg="http://schemas.microsoft.com/office/word/2010/wordprocessingGroup" xmlns:wpi="http://schemas.microsoft.com/office/word/2010/wordprocessingInk" xmlns:wne="http://schemas.microsoft.com/office/word/2006/wordml" xmlns:wps="http://schemas.microsoft.com/office/word/2010/wordprocessingShape" mc:Ignorable="w14 w15 w16se w16cid w16 w16cex w16sdtdh w16sdtfl w16du wp14">
-  <w:p>
-    <w:pPr>
-      <w:pStyle w:val="Piedepgina"/>
-      <w:ind w:right="360"/>
-    </w:pPr>
-    <w:r>
-      <w:rPr>
-        <w:noProof/>
-        <w:lang w:eastAsia="es-ES"/>
-      </w:rPr>
-      <mc:AlternateContent>
-        <mc:Choice Requires="wps">
-          <w:drawing>
-            <wp:anchor distT="0" distB="0" distL="114300" distR="114300" simplePos="0" relativeHeight="251815936" behindDoc="0" locked="0" layoutInCell="1" allowOverlap="1" wp14:anchorId="61E0E8B9" wp14:editId="0C4CDF9F">
-              <wp:simplePos x="0" y="0"/>
-              <wp:positionH relativeFrom="page">
-                <wp:posOffset>5880735</wp:posOffset>
-              </wp:positionH>
-              <wp:positionV relativeFrom="page">
-                <wp:posOffset>10132695</wp:posOffset>
-              </wp:positionV>
-              <wp:extent cx="1047115" cy="313690"/>
-              <wp:effectExtent l="0" t="0" r="0" b="0"/>
-              <wp:wrapThrough wrapText="bothSides">
-                <wp:wrapPolygon edited="0">
-                  <wp:start x="786" y="0"/>
-                  <wp:lineTo x="786" y="19676"/>
-                  <wp:lineTo x="20434" y="19676"/>
-                  <wp:lineTo x="20434" y="0"/>
-                  <wp:lineTo x="786" y="0"/>
-                </wp:wrapPolygon>
-              </wp:wrapThrough>
-              <wp:docPr id="1519597676" name="Text Box 10"/>
-              <wp:cNvGraphicFramePr>
-                <a:graphicFrameLocks xmlns:a="http://schemas.openxmlformats.org/drawingml/2006/main"/>
-              </wp:cNvGraphicFramePr>
-              <a:graphic xmlns:a="http://schemas.openxmlformats.org/drawingml/2006/main">
-                <a:graphicData uri="http://schemas.microsoft.com/office/word/2010/wordprocessingShape">
-                  <wps:wsp>
-                    <wps:cNvSpPr txBox="1">
-                      <a:spLocks/>
-                    </wps:cNvSpPr>
-                    <wps:spPr>
-                      <a:xfrm>
-                        <a:off x="0" y="0"/>
-                        <a:ext cx="1047115" cy="313690"/>
-                      </a:xfrm>
-                      <a:prstGeom prst="rect">
-                        <a:avLst/>
-                      </a:prstGeom>
-                      <a:noFill/>
-                      <a:ln>
-                        <a:noFill/>
-                      </a:ln>
-                      <a:effectLst/>
-                      <a:extLst>
-                        <a:ext uri="{C572A759-6A51-4108-AA02-DFA0A04FC94B}">
-                          <ma14:wrappingTextBoxFlag xmlns:arto="http://schemas.microsoft.com/office/word/2006/arto" xmlns:ma14="http://schemas.microsoft.com/office/mac/drawingml/2011/main" xmlns:w="http://schemas.openxmlformats.org/wordprocessingml/2006/main" xmlns:w10="urn:schemas-microsoft-com:office:word" xmlns:v="urn:schemas-microsoft-com:vml" xmlns:o="urn:schemas-microsoft-com:office:office" xmlns:mv="urn:schemas-microsoft-com:mac:vml" xmlns:mo="http://schemas.microsoft.com/office/mac/office/2008/main" xmlns=""/>
-                        </a:ext>
-                      </a:extLst>
-                    </wps:spPr>
-                    <wps:txbx>
-                      <w:txbxContent>
-                        <w:p>
-                          <w:pPr>
-                            <w:pStyle w:val="Encabezado"/>
-                            <w:jc w:val="right"/>
-                            <w:rPr>
-                              <w:rFonts w:ascii="Montserrat" w:hAnsi="Montserrat" w:cs="Gill Sans"/>
-                              <w:i/>
-                              <w:color w:val="548DD4" w:themeColor="text2" w:themeTint="99"/>
-                              <w:sz w:val="14"/>
-                              <w:szCs w:val="14"/>
-                            </w:rPr>
-                          </w:pPr>
-                          <w:r>
-                            <w:rPr>
-                              <w:rFonts w:ascii="Montserrat" w:hAnsi="Montserrat" w:cs="Gill Sans"/>
-                              <w:i/>
-                              <w:color w:val="548DD4" w:themeColor="text2" w:themeTint="99"/>
-                              <w:sz w:val="14"/>
-                              <w:szCs w:val="14"/>
-                            </w:rPr>
-                            <w:t xml:space="preserve">Página </w:t>
-                          </w:r>
-                          <w:r>
-                            <w:rPr>
-                              <w:rFonts w:ascii="Montserrat" w:hAnsi="Montserrat" w:cs="Gill Sans"/>
-                              <w:i/>
-                              <w:color w:val="548DD4" w:themeColor="text2" w:themeTint="99"/>
-                              <w:sz w:val="14"/>
-                              <w:szCs w:val="14"/>
-                            </w:rPr>
-                            <w:fldChar w:fldCharType="begin"/>
-                          </w:r>
-                          <w:r>
-                            <w:rPr>
-                              <w:rFonts w:ascii="Montserrat" w:hAnsi="Montserrat" w:cs="Gill Sans"/>
-                              <w:i/>
-                              <w:color w:val="548DD4" w:themeColor="text2" w:themeTint="99"/>
-                              <w:sz w:val="14"/>
-                              <w:szCs w:val="14"/>
-                            </w:rPr>
-                            <w:instrText xml:space="preserve"> PAGE </w:instrText>
-                          </w:r>
-                          <w:r>
-                            <w:rPr>
-                              <w:rFonts w:ascii="Montserrat" w:hAnsi="Montserrat" w:cs="Gill Sans"/>
-                              <w:i/>
-                              <w:color w:val="548DD4" w:themeColor="text2" w:themeTint="99"/>
-                              <w:sz w:val="14"/>
-                              <w:szCs w:val="14"/>
-                            </w:rPr>
-                            <w:fldChar w:fldCharType="separate"/>
-                          </w:r>
-                          <w:r>
-                            <w:rPr>
-                              <w:rFonts w:ascii="Montserrat" w:hAnsi="Montserrat" w:cs="Gill Sans"/>
-                              <w:i/>
-                              <w:noProof/>
-                              <w:color w:val="548DD4" w:themeColor="text2" w:themeTint="99"/>
-                              <w:sz w:val="14"/>
-                              <w:szCs w:val="14"/>
-                            </w:rPr>
-                            <w:t>159</w:t>
-                          </w:r>
-                          <w:r>
-                            <w:rPr>
-                              <w:rFonts w:ascii="Montserrat" w:hAnsi="Montserrat" w:cs="Gill Sans"/>
-                              <w:i/>
-                              <w:color w:val="548DD4" w:themeColor="text2" w:themeTint="99"/>
-                              <w:sz w:val="14"/>
-                              <w:szCs w:val="14"/>
-                            </w:rPr>
-                            <w:fldChar w:fldCharType="end"/>
-                          </w:r>
-                        </w:p>
-                        <w:p>
-                          <w:pPr>
-                            <w:pStyle w:val="Encabezado"/>
-                            <w:jc w:val="right"/>
-                            <w:rPr>
-                              <w:rFonts w:ascii="Montserrat" w:hAnsi="Montserrat" w:cs="Gill Sans"/>
-                              <w:i/>
-                              <w:color w:val="548DD4" w:themeColor="text2" w:themeTint="99"/>
-                              <w:sz w:val="14"/>
-                              <w:szCs w:val="14"/>
-                            </w:rPr>
-                          </w:pPr>
-                          <w:r>
-                            <w:rPr>
-                              <w:rFonts w:ascii="Montserrat" w:hAnsi="Montserrat" w:cs="Gill Sans"/>
-                              <w:i/>
-                              <w:color w:val="548DD4" w:themeColor="text2" w:themeTint="99"/>
-                              <w:sz w:val="14"/>
-                              <w:szCs w:val="14"/>
-                            </w:rPr>
-                            <w:t>587.2</w:t>
-                          </w:r>
-                        </w:p>
-                      </w:txbxContent>
-                    </wps:txbx>
-                    <wps:bodyPr rot="0" spcFirstLastPara="0" vertOverflow="overflow" horzOverflow="overflow" vert="horz" wrap="square" lIns="91440" tIns="45720" rIns="91440" bIns="45720" numCol="1" spcCol="0" rtlCol="0" fromWordArt="0" anchor="ctr" anchorCtr="0" forceAA="0" compatLnSpc="1">
-                      <a:prstTxWarp prst="textNoShape">
-                        <a:avLst/>
-                      </a:prstTxWarp>
-                      <a:noAutofit/>
-                    </wps:bodyPr>
-                  </wps:wsp>
-                </a:graphicData>
-              </a:graphic>
-              <wp14:sizeRelH relativeFrom="margin">
-                <wp14:pctWidth>0</wp14:pctWidth>
-              </wp14:sizeRelH>
-              <wp14:sizeRelV relativeFrom="margin">
-                <wp14:pctHeight>0</wp14:pctHeight>
-              </wp14:sizeRelV>
-            </wp:anchor>
-          </w:drawing>
-        </mc:Choice>
-        <mc:Fallback>
-          <w:pict>
-            <v:shapetype w14:anchorId="61E0E8B9" id="_x0000_t202" coordsize="21600,21600" o:spt="202" path="m,l,21600r21600,l21600,xe">
-              <v:stroke joinstyle="miter"/>
-              <v:path gradientshapeok="t" o:connecttype="rect"/>
-            </v:shapetype>
-            <v:shape id="Text Box 10" o:spid="_x0000_s1027" type="#_x0000_t202" style="position:absolute;margin-left:463.05pt;margin-top:797.85pt;width:82.45pt;height:24.7pt;z-index:251815936;visibility:visible;mso-wrap-style:square;mso-width-percent:0;mso-height-percent:0;mso-wrap-distance-left:9pt;mso-wrap-distance-top:0;mso-wrap-distance-right:9pt;mso-wrap-distance-bottom:0;mso-position-horizontal:absolute;mso-position-horizontal-relative:page;mso-position-vertical:absolute;mso-position-vertical-relative:page;mso-width-percent:0;mso-height-percent:0;mso-width-relative:margin;mso-height-relative:margin;v-text-anchor:middle" o:gfxdata="UEsDBBQABgAIAAAAIQC2gziS/gAAAOEBAAATAAAAW0NvbnRlbnRfVHlwZXNdLnhtbJSRQU7DMBBF 90jcwfIWJU67QAgl6YK0S0CoHGBkTxKLZGx5TGhvj5O2G0SRWNoz/78nu9wcxkFMGNg6quQqL6RA 0s5Y6ir5vt9lD1JwBDIwOMJKHpHlpr69KfdHjyxSmriSfYz+USnWPY7AufNIadK6MEJMx9ApD/oD OlTrorhX2lFEilmcO2RdNtjC5xDF9pCuTyYBB5bi6bQ4syoJ3g9WQ0ymaiLzg5KdCXlKLjvcW893 SUOqXwnz5DrgnHtJTxOsQfEKIT7DmDSUCaxw7Rqn8787ZsmRM9e2VmPeBN4uqYvTtW7jvijg9N/y JsXecLq0q+WD6m8AAAD//wMAUEsDBBQABgAIAAAAIQA4/SH/1gAAAJQBAAALAAAAX3JlbHMvLnJl bHOkkMFqwzAMhu+DvYPRfXGawxijTi+j0GvpHsDYimMaW0Yy2fr2M4PBMnrbUb/Q94l/f/hMi1qR JVI2sOt6UJgd+ZiDgffL8ekFlFSbvV0oo4EbChzGx4f9GRdb25HMsYhqlCwG5lrLq9biZkxWOiqY 22YiTra2kYMu1l1tQD30/bPm3wwYN0x18gb45AdQl1tp5j/sFB2T0FQ7R0nTNEV3j6o9feQzro1i OWA14Fm+Q8a1a8+Bvu/d/dMb2JY5uiPbhG/ktn4cqGU/er3pcvwCAAD//wMAUEsDBBQABgAIAAAA IQARJCYUJAIAAFMEAAAOAAAAZHJzL2Uyb0RvYy54bWysVMlu2zAQvRfoPxC817IcZxMsB24CFwWM JIBT5ExTpCVU4rBD2lL69R1S8tK0p6IXirNwtvdGs7uuqdleoavA5DwdjTlTRkJRmW3Ov70sP91w 5rwwhajBqJy/Kcfv5h8/zFqbqQmUUBcKGQUxLmttzkvvbZYkTpaqEW4EVhkyasBGeBJxmxQoWore 1MlkPL5KWsDCIkjlHGkfeiOfx/haK+mftHbKszrnVJuPJ8ZzE85kPhPZFoUtKzmUIf6hikZUhpIe Qz0IL9gOqz9CNZVEcKD9SEKTgNaVVLEH6iYdv+tmXQqrYi80HGePY3L/L6x83K/tMzLffYaOAIxN OLsC+d3RbJLWumzwCTN1mSPv0GinsQlfaoHRQ5rt23GeqvNMhmjj6XWaXnImyXaRXlzdxoEnp9cW nf+ioGHhknMkvGIFYr9yPuQX2cElJDOwrOo6Ylab3xTk2GtUBH14fSo43Hy36VhVhC4pRNBsoHij 5hF6XjgrlxUVshLOPwskIlBbRG7/RIeuoc05DDfOSsCff9MHf8KHrJy1RKycux87gYqz+qsh5G7T 6TQwMQrTy+sJCXhu2ZxbzK65B+JuSmtkZbwGf18frhqheaUdWISsZBJGUu6cS48H4d73hKctkmqx iG7EPiv8yqytPKAeBv3SvQq0AxqecHyEAwlF9g6U3rdHYbHzoKuI2GmuA32IuRHIYcvCapzL0ev0 L5j/AgAA//8DAFBLAwQUAAYACAAAACEALpwj++IAAAAOAQAADwAAAGRycy9kb3ducmV2LnhtbEyP wWrDMBBE74X+g9hCL6WRHGondiyHUgiU0Bya9gNkS7FMrJWxFMf9+25O7W2HeczOlNvZ9WwyY+g8 SkgWApjBxusOWwnfX7vnNbAQFWrVezQSfkyAbXV/V6pC+yt+mukYW0YhGAolwcY4FJyHxhqnwsIP Bsk7+dGpSHJsuR7VlcJdz5dCZNypDumDVYN5s6Y5Hy9OwpMdxOHj9F7vdNbY8z6olZv2Uj4+zK8b YNHM8Q+GW32qDhV1qv0FdWC9hHyZJYSSkebpCtgNEXlC+2q6spc0AV6V/P+M6hcAAP//AwBQSwEC LQAUAAYACAAAACEAtoM4kv4AAADhAQAAEwAAAAAAAAAAAAAAAAAAAAAAW0NvbnRlbnRfVHlwZXNd LnhtbFBLAQItABQABgAIAAAAIQA4/SH/1gAAAJQBAAALAAAAAAAAAAAAAAAAAC8BAABfcmVscy8u cmVsc1BLAQItABQABgAIAAAAIQARJCYUJAIAAFMEAAAOAAAAAAAAAAAAAAAAAC4CAABkcnMvZTJv RG9jLnhtbFBLAQItABQABgAIAAAAIQAunCP74gAAAA4BAAAPAAAAAAAAAAAAAAAAAH4EAABkcnMv ZG93bnJldi54bWxQSwUGAAAAAAQABADzAAAAjQUAAAAA " filled="f" stroked="f">
-              <v:textbox>
-                <w:txbxContent>
-                  <w:p>
-                    <w:pPr>
-                      <w:pStyle w:val="Encabezado"/>
-                      <w:jc w:val="right"/>
-                      <w:rPr>
-                        <w:rFonts w:ascii="Montserrat" w:hAnsi="Montserrat" w:cs="Gill Sans"/>
-                        <w:i/>
-                        <w:color w:val="548DD4" w:themeColor="text2" w:themeTint="99"/>
-                        <w:sz w:val="14"/>
-                        <w:szCs w:val="14"/>
-                      </w:rPr>
-                    </w:pPr>
-                    <w:r>
-                      <w:rPr>
-                        <w:rFonts w:ascii="Montserrat" w:hAnsi="Montserrat" w:cs="Gill Sans"/>
-                        <w:i/>
-                        <w:color w:val="548DD4" w:themeColor="text2" w:themeTint="99"/>
-                        <w:sz w:val="14"/>
-                        <w:szCs w:val="14"/>
-                      </w:rPr>
-                      <w:t xml:space="preserve">Página </w:t>
-                    </w:r>
-                    <w:r>
-                      <w:rPr>
-                        <w:rFonts w:ascii="Montserrat" w:hAnsi="Montserrat" w:cs="Gill Sans"/>
-                        <w:i/>
-                        <w:color w:val="548DD4" w:themeColor="text2" w:themeTint="99"/>
-                        <w:sz w:val="14"/>
-                        <w:szCs w:val="14"/>
-                      </w:rPr>
-                      <w:fldChar w:fldCharType="begin"/>
-                    </w:r>
-                    <w:r>
-                      <w:rPr>
-                        <w:rFonts w:ascii="Montserrat" w:hAnsi="Montserrat" w:cs="Gill Sans"/>
-                        <w:i/>
-                        <w:color w:val="548DD4" w:themeColor="text2" w:themeTint="99"/>
-                        <w:sz w:val="14"/>
-                        <w:szCs w:val="14"/>
-                      </w:rPr>
-                      <w:instrText xml:space="preserve"> PAGE </w:instrText>
-                    </w:r>
-                    <w:r>
-                      <w:rPr>
-                        <w:rFonts w:ascii="Montserrat" w:hAnsi="Montserrat" w:cs="Gill Sans"/>
-                        <w:i/>
-                        <w:color w:val="548DD4" w:themeColor="text2" w:themeTint="99"/>
-                        <w:sz w:val="14"/>
-                        <w:szCs w:val="14"/>
-                      </w:rPr>
-                      <w:fldChar w:fldCharType="separate"/>
-                    </w:r>
-                    <w:r>
-                      <w:rPr>
-                        <w:rFonts w:ascii="Montserrat" w:hAnsi="Montserrat" w:cs="Gill Sans"/>
-                        <w:i/>
-                        <w:noProof/>
-                        <w:color w:val="548DD4" w:themeColor="text2" w:themeTint="99"/>
-                        <w:sz w:val="14"/>
-                        <w:szCs w:val="14"/>
-                      </w:rPr>
-                      <w:t>159</w:t>
-                    </w:r>
-                    <w:r>
-                      <w:rPr>
-                        <w:rFonts w:ascii="Montserrat" w:hAnsi="Montserrat" w:cs="Gill Sans"/>
-                        <w:i/>
-                        <w:color w:val="548DD4" w:themeColor="text2" w:themeTint="99"/>
-                        <w:sz w:val="14"/>
-                        <w:szCs w:val="14"/>
-                      </w:rPr>
-                      <w:fldChar w:fldCharType="end"/>
-                    </w:r>
-                  </w:p>
-                  <w:p>
-                    <w:pPr>
-                      <w:pStyle w:val="Encabezado"/>
-                      <w:jc w:val="right"/>
-                      <w:rPr>
-                        <w:rFonts w:ascii="Montserrat" w:hAnsi="Montserrat" w:cs="Gill Sans"/>
-                        <w:i/>
-                        <w:color w:val="548DD4" w:themeColor="text2" w:themeTint="99"/>
-                        <w:sz w:val="14"/>
-                        <w:szCs w:val="14"/>
-                      </w:rPr>
-                    </w:pPr>
-                    <w:r>
-                      <w:rPr>
-                        <w:rFonts w:ascii="Montserrat" w:hAnsi="Montserrat" w:cs="Gill Sans"/>
-                        <w:i/>
-                        <w:color w:val="548DD4" w:themeColor="text2" w:themeTint="99"/>
-                        <w:sz w:val="14"/>
-                        <w:szCs w:val="14"/>
-                      </w:rPr>
-                      <w:t>587.2</w:t>
-                    </w:r>
-                  </w:p>
-                </w:txbxContent>
-              </v:textbox>
-              <w10:wrap type="through" anchorx="page" anchory="page"/>
-            </v:shape>
-          </w:pict>
-        </mc:Fallback>
-      </mc:AlternateContent>
-    </w:r>
-    <w:r>
-      <w:rPr>
-        <w:noProof/>
-        <w:lang w:eastAsia="es-ES"/>
-      </w:rPr>
-      <mc:AlternateContent>
-        <mc:Choice Requires="wps">
-          <w:drawing>
-            <wp:anchor distT="0" distB="0" distL="114300" distR="114300" simplePos="0" relativeHeight="251821056" behindDoc="0" locked="0" layoutInCell="1" allowOverlap="1" wp14:anchorId="7C2B8524" wp14:editId="2C9FA0A1">
-              <wp:simplePos x="0" y="0"/>
-              <wp:positionH relativeFrom="page">
-                <wp:posOffset>4058285</wp:posOffset>
-              </wp:positionH>
-              <wp:positionV relativeFrom="page">
-                <wp:posOffset>10132695</wp:posOffset>
-              </wp:positionV>
-              <wp:extent cx="1714500" cy="342900"/>
-              <wp:effectExtent l="0" t="0" r="0" b="0"/>
-              <wp:wrapThrough wrapText="bothSides">
-                <wp:wrapPolygon edited="0">
-                  <wp:start x="480" y="0"/>
-                  <wp:lineTo x="480" y="20400"/>
-                  <wp:lineTo x="20880" y="20400"/>
-                  <wp:lineTo x="20880" y="0"/>
-                  <wp:lineTo x="480" y="0"/>
-                </wp:wrapPolygon>
-              </wp:wrapThrough>
-              <wp:docPr id="2055229368" name="Text Box 10"/>
-              <wp:cNvGraphicFramePr>
-                <a:graphicFrameLocks xmlns:a="http://schemas.openxmlformats.org/drawingml/2006/main"/>
-              </wp:cNvGraphicFramePr>
-              <a:graphic xmlns:a="http://schemas.openxmlformats.org/drawingml/2006/main">
-                <a:graphicData uri="http://schemas.microsoft.com/office/word/2010/wordprocessingShape">
-                  <wps:wsp>
-                    <wps:cNvSpPr txBox="1">
-                      <a:spLocks/>
-                    </wps:cNvSpPr>
-                    <wps:spPr>
-                      <a:xfrm>
-                        <a:off x="0" y="0"/>
-                        <a:ext cx="1714500" cy="342900"/>
-                      </a:xfrm>
-                      <a:prstGeom prst="rect">
-                        <a:avLst/>
-                      </a:prstGeom>
-                      <a:noFill/>
-                      <a:ln>
-                        <a:noFill/>
-                      </a:ln>
-                      <a:effectLst/>
-                      <a:extLst>
-                        <a:ext uri="{C572A759-6A51-4108-AA02-DFA0A04FC94B}">
-                          <ma14:wrappingTextBoxFlag xmlns:arto="http://schemas.microsoft.com/office/word/2006/arto" xmlns:ma14="http://schemas.microsoft.com/office/mac/drawingml/2011/main" xmlns:w="http://schemas.openxmlformats.org/wordprocessingml/2006/main" xmlns:w10="urn:schemas-microsoft-com:office:word" xmlns:v="urn:schemas-microsoft-com:vml" xmlns:o="urn:schemas-microsoft-com:office:office" xmlns:mv="urn:schemas-microsoft-com:mac:vml" xmlns:mo="http://schemas.microsoft.com/office/mac/office/2008/main" xmlns=""/>
-                        </a:ext>
-                      </a:extLst>
-                    </wps:spPr>
-                    <wps:txbx>
-                      <w:txbxContent>
-                        <w:p>
-                          <w:pPr>
-                            <w:pStyle w:val="Encabezado"/>
-                            <w:rPr>
-                              <w:rFonts w:ascii="Montserrat" w:hAnsi="Montserrat" w:cs="Gill Sans"/>
-                              <w:color w:val="404040" w:themeColor="text1" w:themeTint="BF"/>
-                              <w:sz w:val="14"/>
-                              <w:szCs w:val="14"/>
-                              <w:lang w:val="es-ES_tradnl"/>
-                            </w:rPr>
-                          </w:pPr>
-                          <w:r>
-                            <w:rPr>
-                              <w:rFonts w:ascii="Montserrat" w:hAnsi="Montserrat" w:cs="Gill Sans"/>
-                              <w:color w:val="404040" w:themeColor="text1" w:themeTint="BF"/>
-                              <w:sz w:val="14"/>
-                              <w:szCs w:val="14"/>
-                              <w:lang w:val="es-ES_tradnl"/>
-                            </w:rPr>
-                            <w:t>Avda. de la Aurora, 55, entreplanta</w:t>
-                          </w:r>
-                        </w:p>
-                        <w:p>
-                          <w:pPr>
-                            <w:pStyle w:val="Encabezado"/>
-                            <w:rPr>
-                              <w:rFonts w:ascii="Montserrat" w:hAnsi="Montserrat" w:cs="Gill Sans"/>
-                              <w:color w:val="404040" w:themeColor="text1" w:themeTint="BF"/>
-                              <w:sz w:val="14"/>
-                              <w:szCs w:val="14"/>
-                              <w:lang w:val="es-ES_tradnl"/>
-                            </w:rPr>
-                          </w:pPr>
-                          <w:r>
-                            <w:rPr>
-                              <w:rFonts w:ascii="Montserrat" w:hAnsi="Montserrat" w:cs="Gill Sans"/>
-                              <w:color w:val="404040" w:themeColor="text1" w:themeTint="BF"/>
-                              <w:sz w:val="14"/>
-                              <w:szCs w:val="14"/>
-                              <w:lang w:val="es-ES_tradnl"/>
-                            </w:rPr>
-                            <w:t>29006 Málaga (España)</w:t>
-                          </w:r>
-                        </w:p>
-                      </w:txbxContent>
-                    </wps:txbx>
-                    <wps:bodyPr rot="0" spcFirstLastPara="0" vertOverflow="overflow" horzOverflow="overflow" vert="horz" wrap="square" lIns="91440" tIns="45720" rIns="91440" bIns="45720" numCol="1" spcCol="0" rtlCol="0" fromWordArt="0" anchor="t" anchorCtr="0" forceAA="0" compatLnSpc="1">
-                      <a:prstTxWarp prst="textNoShape">
-                        <a:avLst/>
-                      </a:prstTxWarp>
-                      <a:noAutofit/>
-                    </wps:bodyPr>
-                  </wps:wsp>
-                </a:graphicData>
-              </a:graphic>
-              <wp14:sizeRelH relativeFrom="margin">
-                <wp14:pctWidth>0</wp14:pctWidth>
-              </wp14:sizeRelH>
-              <wp14:sizeRelV relativeFrom="margin">
-                <wp14:pctHeight>0</wp14:pctHeight>
-              </wp14:sizeRelV>
-            </wp:anchor>
-          </w:drawing>
-        </mc:Choice>
-        <mc:Fallback>
-          <w:pict>
-            <v:shape w14:anchorId="7C2B8524" id="_x0000_s1028" type="#_x0000_t202" style="position:absolute;margin-left:319.55pt;margin-top:797.85pt;width:135pt;height:27pt;z-index:251821056;visibility:visible;mso-wrap-style:square;mso-width-percent:0;mso-height-percent:0;mso-wrap-distance-left:9pt;mso-wrap-distance-top:0;mso-wrap-distance-right:9pt;mso-wrap-distance-bottom:0;mso-position-horizontal:absolute;mso-position-horizontal-relative:page;mso-position-vertical:absolute;mso-position-vertical-relative:page;mso-width-percent:0;mso-height-percent:0;mso-width-relative:margin;mso-height-relative:margin;v-text-anchor:top" o:gfxdata="UEsDBBQABgAIAAAAIQC2gziS/gAAAOEBAAATAAAAW0NvbnRlbnRfVHlwZXNdLnhtbJSRQU7DMBBF 90jcwfIWJU67QAgl6YK0S0CoHGBkTxKLZGx5TGhvj5O2G0SRWNoz/78nu9wcxkFMGNg6quQqL6RA 0s5Y6ir5vt9lD1JwBDIwOMJKHpHlpr69KfdHjyxSmriSfYz+USnWPY7AufNIadK6MEJMx9ApD/oD OlTrorhX2lFEilmcO2RdNtjC5xDF9pCuTyYBB5bi6bQ4syoJ3g9WQ0ymaiLzg5KdCXlKLjvcW893 SUOqXwnz5DrgnHtJTxOsQfEKIT7DmDSUCaxw7Rqn8787ZsmRM9e2VmPeBN4uqYvTtW7jvijg9N/y JsXecLq0q+WD6m8AAAD//wMAUEsDBBQABgAIAAAAIQA4/SH/1gAAAJQBAAALAAAAX3JlbHMvLnJl bHOkkMFqwzAMhu+DvYPRfXGawxijTi+j0GvpHsDYimMaW0Yy2fr2M4PBMnrbUb/Q94l/f/hMi1qR JVI2sOt6UJgd+ZiDgffL8ekFlFSbvV0oo4EbChzGx4f9GRdb25HMsYhqlCwG5lrLq9biZkxWOiqY 22YiTra2kYMu1l1tQD30/bPm3wwYN0x18gb45AdQl1tp5j/sFB2T0FQ7R0nTNEV3j6o9feQzro1i OWA14Fm+Q8a1a8+Bvu/d/dMb2JY5uiPbhG/ktn4cqGU/er3pcvwCAAD//wMAUEsDBBQABgAIAAAA IQCOwM/cIgIAAFEEAAAOAAAAZHJzL2Uyb0RvYy54bWysVE1v2zAMvQ/YfxB0X+xk6doacYqsRYYB QVsgHXpWZCkWZomapMTOfv0o2flYt9OwC02RFEXyPXp21+mG7IXzCkxJx6OcEmE4VMpsS/rtZfnh hhIfmKlYA0aU9CA8vZu/fzdrbSEmUENTCUcwifFFa0tah2CLLPO8Fpr5EVhh0CnBaRbw6LZZ5ViL 2XWTTfL8U9aCq6wDLrxH60PvpPOUX0rBw5OUXgTSlBRrC0m6JDdRZvMZK7aO2VrxoQz2D1Vopgw+ ekr1wAIjO6f+SKUVd+BBhhEHnYGUiovUA3Yzzt90s66ZFakXHI63pzH5/5eWP+7X9tmR0H2GDgFM TXi7Av7d42yy1vpiiIkz9YXH6NhoJ52OX2yB4EWc7eE0T9EFwmO26/H0KkcXR9/H6eQW9Zj0fNs6 H74I0CQqJXWIV6qA7Vc+9KHHkPiYgaVqmoRZY34zYM7eIhLow+1zwVEL3aYjqirpJFYRLRuoDti8 g54X3vKlwkJWzIdn5pAIWDuSOzyhkA20JYVBo6QG9/Nv9hiP+KCXkhaJVVL/Y8ecoKT5ahC52/F0 GpmYDtOr6wke3KVnc+kxO30PyN0xrpHlSY3xoTmq0oF+xR1YxFfRxQzHt0sajup96OmOO8TFYpGC kHuWhZVZW37EPI75pXtlzg5YBETxEY4UZMUbSPrYHoPFLoBUCa/zVAfyIG8T4sOOxcW4PKeo859g /gsAAP//AwBQSwMEFAAGAAgAAAAhAAAcdD3fAAAADQEAAA8AAABkcnMvZG93bnJldi54bWxMj81O wzAQhO9IvIO1SNyoXWhSHOJUCMQVRPmRuLnxNomI11HsNuHt2Z7guDOfZmfKzex7ccQxdoEMLBcK BFIdXEeNgfe3p6tbEDFZcrYPhAZ+MMKmOj8rbeHCRK943KZGcAjFwhpoUxoKKWPdordxEQYk9vZh 9DbxOTbSjXbicN/La6Vy6W1H/KG1Az60WH9vD97Ax/P+63OlXppHnw1TmJUkr6Uxlxfz/R2IhHP6 g+FUn6tDxZ124UAuit5AfqOXjLKR6WwNghGtTtKOpXyl1yCrUv5fUf0CAAD//wMAUEsBAi0AFAAG AAgAAAAhALaDOJL+AAAA4QEAABMAAAAAAAAAAAAAAAAAAAAAAFtDb250ZW50X1R5cGVzXS54bWxQ SwECLQAUAAYACAAAACEAOP0h/9YAAACUAQAACwAAAAAAAAAAAAAAAAAvAQAAX3JlbHMvLnJlbHNQ SwECLQAUAAYACAAAACEAjsDP3CICAABRBAAADgAAAAAAAAAAAAAAAAAuAgAAZHJzL2Uyb0RvYy54 bWxQSwECLQAUAAYACAAAACEAABx0Pd8AAAANAQAADwAAAAAAAAAAAAAAAAB8BAAAZHJzL2Rvd25y ZXYueG1sUEsFBgAAAAAEAAQA8wAAAIgFAAAAAA== " filled="f" stroked="f">
-              <v:textbox>
-                <w:txbxContent>
-                  <w:p>
-                    <w:pPr>
-                      <w:pStyle w:val="Encabezado"/>
-                      <w:rPr>
-                        <w:rFonts w:ascii="Montserrat" w:hAnsi="Montserrat" w:cs="Gill Sans"/>
-                        <w:color w:val="404040" w:themeColor="text1" w:themeTint="BF"/>
-                        <w:sz w:val="14"/>
-                        <w:szCs w:val="14"/>
-                        <w:lang w:val="es-ES_tradnl"/>
-                      </w:rPr>
-                    </w:pPr>
-                    <w:r>
-                      <w:rPr>
-                        <w:rFonts w:ascii="Montserrat" w:hAnsi="Montserrat" w:cs="Gill Sans"/>
-                        <w:color w:val="404040" w:themeColor="text1" w:themeTint="BF"/>
-                        <w:sz w:val="14"/>
-                        <w:szCs w:val="14"/>
-                        <w:lang w:val="es-ES_tradnl"/>
-                      </w:rPr>
-                      <w:t>Avda. de la Aurora, 55, entreplanta</w:t>
-                    </w:r>
-                  </w:p>
-                  <w:p>
-                    <w:pPr>
-                      <w:pStyle w:val="Encabezado"/>
-                      <w:rPr>
-                        <w:rFonts w:ascii="Montserrat" w:hAnsi="Montserrat" w:cs="Gill Sans"/>
-                        <w:color w:val="404040" w:themeColor="text1" w:themeTint="BF"/>
-                        <w:sz w:val="14"/>
-                        <w:szCs w:val="14"/>
-                        <w:lang w:val="es-ES_tradnl"/>
-                      </w:rPr>
-                    </w:pPr>
-                    <w:r>
-                      <w:rPr>
-                        <w:rFonts w:ascii="Montserrat" w:hAnsi="Montserrat" w:cs="Gill Sans"/>
-                        <w:color w:val="404040" w:themeColor="text1" w:themeTint="BF"/>
-                        <w:sz w:val="14"/>
-                        <w:szCs w:val="14"/>
-                        <w:lang w:val="es-ES_tradnl"/>
-                      </w:rPr>
-                      <w:t>29006 Málaga (España)</w:t>
-                    </w:r>
-                  </w:p>
-                </w:txbxContent>
-              </v:textbox>
-              <w10:wrap type="through" anchorx="page" anchory="page"/>
-            </v:shape>
-          </w:pict>
-        </mc:Fallback>
-      </mc:AlternateContent>
-    </w:r>
-    <w:r>
-      <w:rPr>
-        <w:noProof/>
-        <w:lang w:eastAsia="es-ES"/>
-      </w:rPr>
-      <mc:AlternateContent>
-        <mc:Choice Requires="wps">
-          <w:drawing>
-            <wp:anchor distT="0" distB="0" distL="114300" distR="114300" simplePos="0" relativeHeight="251814912" behindDoc="0" locked="0" layoutInCell="1" allowOverlap="1" wp14:anchorId="02E1FF5B" wp14:editId="330E08BF">
-              <wp:simplePos x="0" y="0"/>
-              <wp:positionH relativeFrom="page">
-                <wp:posOffset>1429385</wp:posOffset>
-              </wp:positionH>
-              <wp:positionV relativeFrom="page">
-                <wp:posOffset>10132695</wp:posOffset>
-              </wp:positionV>
-              <wp:extent cx="800100" cy="342900"/>
-              <wp:effectExtent l="0" t="0" r="0" b="0"/>
-              <wp:wrapThrough wrapText="bothSides">
-                <wp:wrapPolygon edited="0">
-                  <wp:start x="1029" y="0"/>
-                  <wp:lineTo x="1029" y="20400"/>
-                  <wp:lineTo x="20057" y="20400"/>
-                  <wp:lineTo x="20057" y="0"/>
-                  <wp:lineTo x="1029" y="0"/>
-                </wp:wrapPolygon>
-              </wp:wrapThrough>
-              <wp:docPr id="2046824170" name="Text Box 10"/>
-              <wp:cNvGraphicFramePr>
-                <a:graphicFrameLocks xmlns:a="http://schemas.openxmlformats.org/drawingml/2006/main"/>
-              </wp:cNvGraphicFramePr>
-              <a:graphic xmlns:a="http://schemas.openxmlformats.org/drawingml/2006/main">
-                <a:graphicData uri="http://schemas.microsoft.com/office/word/2010/wordprocessingShape">
-                  <wps:wsp>
-                    <wps:cNvSpPr txBox="1">
-                      <a:spLocks/>
-                    </wps:cNvSpPr>
-                    <wps:spPr>
-                      <a:xfrm>
-                        <a:off x="0" y="0"/>
-                        <a:ext cx="800100" cy="342900"/>
-                      </a:xfrm>
-                      <a:prstGeom prst="rect">
-                        <a:avLst/>
-                      </a:prstGeom>
-                      <a:noFill/>
-                      <a:ln>
-                        <a:noFill/>
-                      </a:ln>
-                      <a:effectLst/>
-                      <a:extLst>
-                        <a:ext uri="{C572A759-6A51-4108-AA02-DFA0A04FC94B}">
-                          <ma14:wrappingTextBoxFlag xmlns:arto="http://schemas.microsoft.com/office/word/2006/arto" xmlns:ma14="http://schemas.microsoft.com/office/mac/drawingml/2011/main" xmlns:w="http://schemas.openxmlformats.org/wordprocessingml/2006/main" xmlns:w10="urn:schemas-microsoft-com:office:word" xmlns:v="urn:schemas-microsoft-com:vml" xmlns:o="urn:schemas-microsoft-com:office:office" xmlns:mv="urn:schemas-microsoft-com:mac:vml" xmlns:mo="http://schemas.microsoft.com/office/mac/office/2008/main" xmlns=""/>
-                        </a:ext>
-                      </a:extLst>
-                    </wps:spPr>
-                    <wps:txbx>
-                      <w:txbxContent>
-                        <w:p>
-                          <w:pPr>
-                            <w:pStyle w:val="Encabezado"/>
-                            <w:rPr>
-                              <w:rFonts w:ascii="Montserrat" w:hAnsi="Montserrat" w:cs="Gill Sans"/>
-                              <w:color w:val="404040" w:themeColor="text1" w:themeTint="BF"/>
-                              <w:sz w:val="14"/>
-                              <w:szCs w:val="14"/>
-                              <w:lang w:val="es-ES_tradnl"/>
-                            </w:rPr>
-                          </w:pPr>
-                          <w:r>
-                            <w:rPr>
-                              <w:rFonts w:ascii="Montserrat" w:hAnsi="Montserrat" w:cs="Gill Sans"/>
-                              <w:color w:val="404040" w:themeColor="text1" w:themeTint="BF"/>
-                              <w:sz w:val="14"/>
-                              <w:szCs w:val="14"/>
-                              <w:lang w:val="es-ES_tradnl"/>
-                            </w:rPr>
-                            <w:t>952 04 10 47</w:t>
-                          </w:r>
-                        </w:p>
-                        <w:p>
-                          <w:pPr>
-                            <w:pStyle w:val="Encabezado"/>
-                            <w:rPr>
-                              <w:rFonts w:ascii="Montserrat" w:hAnsi="Montserrat" w:cs="Gill Sans"/>
-                              <w:color w:val="404040" w:themeColor="text1" w:themeTint="BF"/>
-                              <w:sz w:val="14"/>
-                              <w:szCs w:val="14"/>
-                              <w:lang w:val="es-ES_tradnl"/>
-                            </w:rPr>
-                          </w:pPr>
-                          <w:r>
-                            <w:rPr>
-                              <w:rFonts w:ascii="Montserrat" w:hAnsi="Montserrat" w:cs="Gill Sans"/>
-                              <w:color w:val="404040" w:themeColor="text1" w:themeTint="BF"/>
-                              <w:sz w:val="14"/>
-                              <w:szCs w:val="14"/>
-                              <w:lang w:val="es-ES_tradnl"/>
-                            </w:rPr>
-                            <w:t>952 34 41 00</w:t>
-                          </w:r>
-                        </w:p>
-                      </w:txbxContent>
-                    </wps:txbx>
-                    <wps:bodyPr rot="0" spcFirstLastPara="0" vertOverflow="overflow" horzOverflow="overflow" vert="horz" wrap="square" lIns="91440" tIns="45720" rIns="91440" bIns="45720" numCol="1" spcCol="0" rtlCol="0" fromWordArt="0" anchor="t" anchorCtr="0" forceAA="0" compatLnSpc="1">
-                      <a:prstTxWarp prst="textNoShape">
-                        <a:avLst/>
-                      </a:prstTxWarp>
-                      <a:noAutofit/>
-                    </wps:bodyPr>
-                  </wps:wsp>
-                </a:graphicData>
-              </a:graphic>
-              <wp14:sizeRelH relativeFrom="margin">
-                <wp14:pctWidth>0</wp14:pctWidth>
-              </wp14:sizeRelH>
-              <wp14:sizeRelV relativeFrom="margin">
-                <wp14:pctHeight>0</wp14:pctHeight>
-              </wp14:sizeRelV>
-            </wp:anchor>
-          </w:drawing>
-        </mc:Choice>
-        <mc:Fallback>
-          <w:pict>
-            <v:shape w14:anchorId="02E1FF5B" id="_x0000_s1029" type="#_x0000_t202" style="position:absolute;margin-left:112.55pt;margin-top:797.85pt;width:63pt;height:27pt;z-index:251814912;visibility:visible;mso-wrap-style:square;mso-width-percent:0;mso-height-percent:0;mso-wrap-distance-left:9pt;mso-wrap-distance-top:0;mso-wrap-distance-right:9pt;mso-wrap-distance-bottom:0;mso-position-horizontal:absolute;mso-position-horizontal-relative:page;mso-position-vertical:absolute;mso-position-vertical-relative:page;mso-width-percent:0;mso-height-percent:0;mso-width-relative:margin;mso-height-relative:margin;v-text-anchor:top" o:gfxdata="UEsDBBQABgAIAAAAIQC2gziS/gAAAOEBAAATAAAAW0NvbnRlbnRfVHlwZXNdLnhtbJSRQU7DMBBF 90jcwfIWJU67QAgl6YK0S0CoHGBkTxKLZGx5TGhvj5O2G0SRWNoz/78nu9wcxkFMGNg6quQqL6RA 0s5Y6ir5vt9lD1JwBDIwOMJKHpHlpr69KfdHjyxSmriSfYz+USnWPY7AufNIadK6MEJMx9ApD/oD OlTrorhX2lFEilmcO2RdNtjC5xDF9pCuTyYBB5bi6bQ4syoJ3g9WQ0ymaiLzg5KdCXlKLjvcW893 SUOqXwnz5DrgnHtJTxOsQfEKIT7DmDSUCaxw7Rqn8787ZsmRM9e2VmPeBN4uqYvTtW7jvijg9N/y JsXecLq0q+WD6m8AAAD//wMAUEsDBBQABgAIAAAAIQA4/SH/1gAAAJQBAAALAAAAX3JlbHMvLnJl bHOkkMFqwzAMhu+DvYPRfXGawxijTi+j0GvpHsDYimMaW0Yy2fr2M4PBMnrbUb/Q94l/f/hMi1qR JVI2sOt6UJgd+ZiDgffL8ekFlFSbvV0oo4EbChzGx4f9GRdb25HMsYhqlCwG5lrLq9biZkxWOiqY 22YiTra2kYMu1l1tQD30/bPm3wwYN0x18gb45AdQl1tp5j/sFB2T0FQ7R0nTNEV3j6o9feQzro1i OWA14Fm+Q8a1a8+Bvu/d/dMb2JY5uiPbhG/ktn4cqGU/er3pcvwCAAD//wMAUEsDBBQABgAIAAAA IQCuujbNIAIAAFAEAAAOAAAAZHJzL2Uyb0RvYy54bWysVE1v2zAMvQ/YfxB0X5xk2dYacYqsRYYB QVsgHXpWZCkWJomapMTufv0o2flYt9OwC02RFEXyPXp+0xlNDsIHBbaik9GYEmE51MruKvrtafXu ipIQma2ZBisq+iICvVm8fTNvXSmm0ICuhSeYxIaydRVtYnRlUQTeCMPCCJyw6JTgDYt49Lui9qzF 7EYX0/H4Y9GCr50HLkJA613vpIucX0rB44OUQUSiK4q1xSx9ltski8WclTvPXKP4UAb7hyoMUxYf PaW6Y5GRvVd/pDKKewgg44iDKUBKxUXuAbuZjF91s2mYE7kXHE5wpzGF/5eW3x827tGT2H2GDgHM TQS3Bv494GyK1oVyiEkzDWXA6NRoJ71JX2yB4EWc7ctpnqKLhKPxaow9oYej6/1seo16ynm+7HyI XwQYkpSKeoQrF8AO6xD70GNIesvCSmmdIdP2NwPm7C0iYz7cPtebtNhtO6JqLCVVkSxbqF+wdw89 LYLjK4WFrFmIj8wjD7B25HZ8QCE1tBWFQaOkAf/zb/YUj/Cgl5IWeVXR8GPPvKBEf7UI3PVkNktE zIfZh09TPPhLz/bSY/fmFpC6E9wix7Oa4qM+qtKDecYVWKZX0cUsx7crGo/qbezZjivExXKZg5B6 jsW13Th+hDyN+al7Zt4NWEQE8R6ODGTlK0j62B6D5T6CVBmv81QH7iBtM+LDiqW9uDznqPOPYPEL AAD//wMAUEsDBBQABgAIAAAAIQB7cJcA4AAAAA0BAAAPAAAAZHJzL2Rvd25yZXYueG1sTI/BTsMw EETvSPyDtUjcqJ3QtCTEqRCIK4hCK3Fz420SEa+j2G3C37Oc4LgzT7Mz5WZ2vTjjGDpPGpKFAoFU e9tRo+Hj/fnmDkSIhqzpPaGGbwywqS4vSlNYP9EbnrexERxCoTAa2hiHQspQt+hMWPgBib2jH52J fI6NtKOZONz1MlVqJZ3piD+0ZsDHFuuv7clp2L0cP/dL9do8uWyY/KwkuVxqfX01P9yDiDjHPxh+ 63N1qLjTwZ/IBtFrSNMsYZSNLM/WIBi5zRKWDiytlvkaZFXK/yuqHwAAAP//AwBQSwECLQAUAAYA CAAAACEAtoM4kv4AAADhAQAAEwAAAAAAAAAAAAAAAAAAAAAAW0NvbnRlbnRfVHlwZXNdLnhtbFBL AQItABQABgAIAAAAIQA4/SH/1gAAAJQBAAALAAAAAAAAAAAAAAAAAC8BAABfcmVscy8ucmVsc1BL AQItABQABgAIAAAAIQCuujbNIAIAAFAEAAAOAAAAAAAAAAAAAAAAAC4CAABkcnMvZTJvRG9jLnht bFBLAQItABQABgAIAAAAIQB7cJcA4AAAAA0BAAAPAAAAAAAAAAAAAAAAAHoEAABkcnMvZG93bnJl di54bWxQSwUGAAAAAAQABADzAAAAhwUAAAAA " filled="f" stroked="f">
-              <v:textbox>
-                <w:txbxContent>
-                  <w:p>
-                    <w:pPr>
-                      <w:pStyle w:val="Encabezado"/>
-                      <w:rPr>
-                        <w:rFonts w:ascii="Montserrat" w:hAnsi="Montserrat" w:cs="Gill Sans"/>
-                        <w:color w:val="404040" w:themeColor="text1" w:themeTint="BF"/>
-                        <w:sz w:val="14"/>
-                        <w:szCs w:val="14"/>
-                        <w:lang w:val="es-ES_tradnl"/>
-                      </w:rPr>
-                    </w:pPr>
-                    <w:r>
-                      <w:rPr>
-                        <w:rFonts w:ascii="Montserrat" w:hAnsi="Montserrat" w:cs="Gill Sans"/>
-                        <w:color w:val="404040" w:themeColor="text1" w:themeTint="BF"/>
-                        <w:sz w:val="14"/>
-                        <w:szCs w:val="14"/>
-                        <w:lang w:val="es-ES_tradnl"/>
-                      </w:rPr>
-                      <w:t>952 04 10 47</w:t>
-                    </w:r>
-                  </w:p>
-                  <w:p>
-                    <w:pPr>
-                      <w:pStyle w:val="Encabezado"/>
-                      <w:rPr>
-                        <w:rFonts w:ascii="Montserrat" w:hAnsi="Montserrat" w:cs="Gill Sans"/>
-                        <w:color w:val="404040" w:themeColor="text1" w:themeTint="BF"/>
-                        <w:sz w:val="14"/>
-                        <w:szCs w:val="14"/>
-                        <w:lang w:val="es-ES_tradnl"/>
-                      </w:rPr>
-                    </w:pPr>
-                    <w:r>
-                      <w:rPr>
-                        <w:rFonts w:ascii="Montserrat" w:hAnsi="Montserrat" w:cs="Gill Sans"/>
-                        <w:color w:val="404040" w:themeColor="text1" w:themeTint="BF"/>
-                        <w:sz w:val="14"/>
-                        <w:szCs w:val="14"/>
-                        <w:lang w:val="es-ES_tradnl"/>
-                      </w:rPr>
-                      <w:t>952 34 41 00</w:t>
-                    </w:r>
-                  </w:p>
-                </w:txbxContent>
-              </v:textbox>
-              <w10:wrap type="through" anchorx="page" anchory="page"/>
-            </v:shape>
-          </w:pict>
-        </mc:Fallback>
-      </mc:AlternateContent>
-    </w:r>
-    <w:r>
-      <w:rPr>
-        <w:noProof/>
-        <w:lang w:eastAsia="es-ES"/>
-      </w:rPr>
-      <mc:AlternateContent>
-        <mc:Choice Requires="wps">
-          <w:drawing>
-            <wp:anchor distT="0" distB="0" distL="114300" distR="114300" simplePos="0" relativeHeight="251819008" behindDoc="0" locked="0" layoutInCell="1" allowOverlap="1" wp14:anchorId="3C725431" wp14:editId="0914AD40">
-              <wp:simplePos x="0" y="0"/>
-              <wp:positionH relativeFrom="page">
-                <wp:posOffset>2686685</wp:posOffset>
-              </wp:positionH>
-              <wp:positionV relativeFrom="page">
-                <wp:posOffset>10132695</wp:posOffset>
-              </wp:positionV>
-              <wp:extent cx="1371600" cy="342900"/>
-              <wp:effectExtent l="0" t="0" r="0" b="0"/>
-              <wp:wrapThrough wrapText="bothSides">
-                <wp:wrapPolygon edited="0">
-                  <wp:start x="600" y="0"/>
-                  <wp:lineTo x="600" y="20400"/>
-                  <wp:lineTo x="20700" y="20400"/>
-                  <wp:lineTo x="20700" y="0"/>
-                  <wp:lineTo x="600" y="0"/>
-                </wp:wrapPolygon>
-              </wp:wrapThrough>
-              <wp:docPr id="676606437" name="Text Box 10"/>
-              <wp:cNvGraphicFramePr>
-                <a:graphicFrameLocks xmlns:a="http://schemas.openxmlformats.org/drawingml/2006/main"/>
-              </wp:cNvGraphicFramePr>
-              <a:graphic xmlns:a="http://schemas.openxmlformats.org/drawingml/2006/main">
-                <a:graphicData uri="http://schemas.microsoft.com/office/word/2010/wordprocessingShape">
-                  <wps:wsp>
-                    <wps:cNvSpPr txBox="1">
-                      <a:spLocks/>
-                    </wps:cNvSpPr>
-                    <wps:spPr>
-                      <a:xfrm>
-                        <a:off x="0" y="0"/>
-                        <a:ext cx="1371600" cy="342900"/>
-                      </a:xfrm>
-                      <a:prstGeom prst="rect">
-                        <a:avLst/>
-                      </a:prstGeom>
-                      <a:noFill/>
-                      <a:ln>
-                        <a:noFill/>
-                      </a:ln>
-                      <a:effectLst/>
-                      <a:extLst>
-                        <a:ext uri="{C572A759-6A51-4108-AA02-DFA0A04FC94B}">
-                          <ma14:wrappingTextBoxFlag xmlns:arto="http://schemas.microsoft.com/office/word/2006/arto" xmlns:ma14="http://schemas.microsoft.com/office/mac/drawingml/2011/main" xmlns:w="http://schemas.openxmlformats.org/wordprocessingml/2006/main" xmlns:w10="urn:schemas-microsoft-com:office:word" xmlns:v="urn:schemas-microsoft-com:vml" xmlns:o="urn:schemas-microsoft-com:office:office" xmlns:mv="urn:schemas-microsoft-com:mac:vml" xmlns:mo="http://schemas.microsoft.com/office/mac/office/2008/main" xmlns=""/>
-                        </a:ext>
-                      </a:extLst>
-                    </wps:spPr>
-                    <wps:txbx>
-                      <w:txbxContent>
-                        <w:p>
-                          <w:pPr>
-                            <w:pStyle w:val="Encabezado"/>
-                            <w:rPr>
-                              <w:rFonts w:ascii="Montserrat" w:hAnsi="Montserrat" w:cs="Gill Sans"/>
-                              <w:color w:val="404040" w:themeColor="text1" w:themeTint="BF"/>
-                              <w:sz w:val="14"/>
-                              <w:szCs w:val="14"/>
-                              <w:lang w:val="es-ES_tradnl"/>
-                            </w:rPr>
-                          </w:pPr>
-                          <w:r>
-                            <w:rPr>
-                              <w:rFonts w:ascii="Montserrat" w:hAnsi="Montserrat" w:cs="Gill Sans"/>
-                              <w:color w:val="404040" w:themeColor="text1" w:themeTint="BF"/>
-                              <w:sz w:val="14"/>
-                              <w:szCs w:val="14"/>
-                              <w:lang w:val="es-ES_tradnl"/>
-                            </w:rPr>
-                            <w:t>edp@edp-sl.com</w:t>
-                          </w:r>
-                        </w:p>
-                        <w:p>
-                          <w:pPr>
-                            <w:pStyle w:val="Encabezado"/>
-                            <w:rPr>
-                              <w:rFonts w:ascii="Montserrat" w:hAnsi="Montserrat" w:cs="Gill Sans"/>
-                              <w:color w:val="548DD4" w:themeColor="text2" w:themeTint="99"/>
-                              <w:sz w:val="14"/>
-                              <w:szCs w:val="14"/>
-                              <w:lang w:val="es-ES_tradnl"/>
-                            </w:rPr>
-                          </w:pPr>
-                          <w:r>
-                            <w:rPr>
-                              <w:rFonts w:ascii="Montserrat" w:hAnsi="Montserrat" w:cs="Gill Sans"/>
-                              <w:color w:val="548DD4" w:themeColor="text2" w:themeTint="99"/>
-                              <w:sz w:val="14"/>
-                              <w:szCs w:val="14"/>
-                              <w:lang w:val="es-ES_tradnl"/>
-                            </w:rPr>
-                            <w:t>www.edp-sl.com</w:t>
-                          </w:r>
-                        </w:p>
-                      </w:txbxContent>
-                    </wps:txbx>
-                    <wps:bodyPr rot="0" spcFirstLastPara="0" vertOverflow="overflow" horzOverflow="overflow" vert="horz" wrap="square" lIns="91440" tIns="45720" rIns="91440" bIns="45720" numCol="1" spcCol="0" rtlCol="0" fromWordArt="0" anchor="t" anchorCtr="0" forceAA="0" compatLnSpc="1">
-                      <a:prstTxWarp prst="textNoShape">
-                        <a:avLst/>
-                      </a:prstTxWarp>
-                      <a:noAutofit/>
-                    </wps:bodyPr>
-                  </wps:wsp>
-                </a:graphicData>
-              </a:graphic>
-              <wp14:sizeRelH relativeFrom="margin">
-                <wp14:pctWidth>0</wp14:pctWidth>
-              </wp14:sizeRelH>
-              <wp14:sizeRelV relativeFrom="margin">
-                <wp14:pctHeight>0</wp14:pctHeight>
-              </wp14:sizeRelV>
-            </wp:anchor>
-          </w:drawing>
-        </mc:Choice>
-        <mc:Fallback>
-          <w:pict>
-            <v:shape w14:anchorId="3C725431" id="_x0000_s1030" type="#_x0000_t202" style="position:absolute;margin-left:211.55pt;margin-top:797.85pt;width:108pt;height:27pt;z-index:251819008;visibility:visible;mso-wrap-style:square;mso-width-percent:0;mso-height-percent:0;mso-wrap-distance-left:9pt;mso-wrap-distance-top:0;mso-wrap-distance-right:9pt;mso-wrap-distance-bottom:0;mso-position-horizontal:absolute;mso-position-horizontal-relative:page;mso-position-vertical:absolute;mso-position-vertical-relative:page;mso-width-percent:0;mso-height-percent:0;mso-width-relative:margin;mso-height-relative:margin;v-text-anchor:top" o:gfxdata="UEsDBBQABgAIAAAAIQC2gziS/gAAAOEBAAATAAAAW0NvbnRlbnRfVHlwZXNdLnhtbJSRQU7DMBBF 90jcwfIWJU67QAgl6YK0S0CoHGBkTxKLZGx5TGhvj5O2G0SRWNoz/78nu9wcxkFMGNg6quQqL6RA 0s5Y6ir5vt9lD1JwBDIwOMJKHpHlpr69KfdHjyxSmriSfYz+USnWPY7AufNIadK6MEJMx9ApD/oD OlTrorhX2lFEilmcO2RdNtjC5xDF9pCuTyYBB5bi6bQ4syoJ3g9WQ0ymaiLzg5KdCXlKLjvcW893 SUOqXwnz5DrgnHtJTxOsQfEKIT7DmDSUCaxw7Rqn8787ZsmRM9e2VmPeBN4uqYvTtW7jvijg9N/y JsXecLq0q+WD6m8AAAD//wMAUEsDBBQABgAIAAAAIQA4/SH/1gAAAJQBAAALAAAAX3JlbHMvLnJl bHOkkMFqwzAMhu+DvYPRfXGawxijTi+j0GvpHsDYimMaW0Yy2fr2M4PBMnrbUb/Q94l/f/hMi1qR JVI2sOt6UJgd+ZiDgffL8ekFlFSbvV0oo4EbChzGx4f9GRdb25HMsYhqlCwG5lrLq9biZkxWOiqY 22YiTra2kYMu1l1tQD30/bPm3wwYN0x18gb45AdQl1tp5j/sFB2T0FQ7R0nTNEV3j6o9feQzro1i OWA14Fm+Q8a1a8+Bvu/d/dMb2JY5uiPbhG/ktn4cqGU/er3pcvwCAAD//wMAUEsDBBQABgAIAAAA IQBSz1GFIwIAAFEEAAAOAAAAZHJzL2Uyb0RvYy54bWysVE1v2zAMvQ/YfxB0X+ykWbsacYqsRYYB QVsgHXpWZCkWZomapMTOfv0o2flYt9OwC02RFEXyPXp21+mG7IXzCkxJx6OcEmE4VMpsS/rtZfnh EyU+MFOxBowo6UF4ejd//27W2kJMoIamEo5gEuOL1pa0DsEWWeZ5LTTzI7DCoFOC0yzg0W2zyrEW s+smm+T5ddaCq6wDLrxH60PvpPOUX0rBw5OUXgTSlBRrC0m6JDdRZvMZK7aO2VrxoQz2D1Vopgw+ ekr1wAIjO6f+SKUVd+BBhhEHnYGUiovUA3Yzzt90s66ZFakXHI63pzH5/5eWP+7X9tmR0H2GDgFM TXi7Av7d42yy1vpiiIkz9YXH6NhoJ52OX2yB4EWc7eE0T9EFwmO2q5vxdY4ujr6r6eQW9Zj0fNs6 H74I0CQqJXWIV6qA7Vc+9KHHkPiYgaVqmoRZY34zYM7eIhLow+1zwVEL3aYjqirpNFYRLRuoDti8 g54X3vKlwkJWzIdn5pAIWDuSOzyhkA20JYVBo6QG9/Nv9hiP+KCXkhaJVVL/Y8ecoKT5ahC52/F0 GpmYDtOPNxM8uEvP5tJjdvoekLtjXCPLkxrjQ3NUpQP9ijuwiK+iixmOb5c0HNX70NMdd4iLxSIF IfcsCyuztvyIeRzzS/fKnB2wCIjiIxwpyIo3kPSxPQaLXQCpEl7nqQ7kQd4mxIcdi4txeU5R5z/B /BcAAAD//wMAUEsDBBQABgAIAAAAIQBdzsba4AAAAA0BAAAPAAAAZHJzL2Rvd25yZXYueG1sTI/N TsMwEITvSLyDtUjcqN02SUmIUyEQV1DLj8TNjbdJRLyOYrcJb89yguPOfJqdKbez68UZx9B50rBc KBBItbcdNRreXp9ubkGEaMia3hNq+MYA2+ryojSF9RPt8LyPjeAQCoXR0MY4FFKGukVnwsIPSOwd /ehM5HNspB3NxOGulyulMulMR/yhNQM+tFh/7U9Ow/vz8fMjUS/No0uHyc9Kksul1tdX8/0diIhz /IPhtz5Xh4o7HfyJbBC9hmS1XjLKRpqnGxCMZOucpQNLWZJvQFal/L+i+gEAAP//AwBQSwECLQAU AAYACAAAACEAtoM4kv4AAADhAQAAEwAAAAAAAAAAAAAAAAAAAAAAW0NvbnRlbnRfVHlwZXNdLnht bFBLAQItABQABgAIAAAAIQA4/SH/1gAAAJQBAAALAAAAAAAAAAAAAAAAAC8BAABfcmVscy8ucmVs c1BLAQItABQABgAIAAAAIQBSz1GFIwIAAFEEAAAOAAAAAAAAAAAAAAAAAC4CAABkcnMvZTJvRG9j LnhtbFBLAQItABQABgAIAAAAIQBdzsba4AAAAA0BAAAPAAAAAAAAAAAAAAAAAH0EAABkcnMvZG93 bnJldi54bWxQSwUGAAAAAAQABADzAAAAigUAAAAA " filled="f" stroked="f">
-              <v:textbox>
-                <w:txbxContent>
-                  <w:p>
-                    <w:pPr>
-                      <w:pStyle w:val="Encabezado"/>
-                      <w:rPr>
-                        <w:rFonts w:ascii="Montserrat" w:hAnsi="Montserrat" w:cs="Gill Sans"/>
-                        <w:color w:val="404040" w:themeColor="text1" w:themeTint="BF"/>
-                        <w:sz w:val="14"/>
-                        <w:szCs w:val="14"/>
-                        <w:lang w:val="es-ES_tradnl"/>
-                      </w:rPr>
-                    </w:pPr>
-                    <w:r>
-                      <w:rPr>
-                        <w:rFonts w:ascii="Montserrat" w:hAnsi="Montserrat" w:cs="Gill Sans"/>
-                        <w:color w:val="404040" w:themeColor="text1" w:themeTint="BF"/>
-                        <w:sz w:val="14"/>
-                        <w:szCs w:val="14"/>
-                        <w:lang w:val="es-ES_tradnl"/>
-                      </w:rPr>
-                      <w:t>edp@edp-sl.com</w:t>
-                    </w:r>
-                  </w:p>
-                  <w:p>
-                    <w:pPr>
-                      <w:pStyle w:val="Encabezado"/>
-                      <w:rPr>
-                        <w:rFonts w:ascii="Montserrat" w:hAnsi="Montserrat" w:cs="Gill Sans"/>
-                        <w:color w:val="548DD4" w:themeColor="text2" w:themeTint="99"/>
-                        <w:sz w:val="14"/>
-                        <w:szCs w:val="14"/>
-                        <w:lang w:val="es-ES_tradnl"/>
-                      </w:rPr>
-                    </w:pPr>
-                    <w:r>
-                      <w:rPr>
-                        <w:rFonts w:ascii="Montserrat" w:hAnsi="Montserrat" w:cs="Gill Sans"/>
-                        <w:color w:val="548DD4" w:themeColor="text2" w:themeTint="99"/>
-                        <w:sz w:val="14"/>
-                        <w:szCs w:val="14"/>
-                        <w:lang w:val="es-ES_tradnl"/>
-                      </w:rPr>
-                      <w:t>www.edp-sl.com</w:t>
-                    </w:r>
-                  </w:p>
-                </w:txbxContent>
-              </v:textbox>
-              <w10:wrap type="through" anchorx="page" anchory="page"/>
-            </v:shape>
-          </w:pict>
-        </mc:Fallback>
-      </mc:AlternateContent>
-    </w:r>
-    <w:r>
-      <w:rPr>
-        <w:noProof/>
-        <w:sz w:val="15"/>
-        <w:szCs w:val="15"/>
-        <w:lang w:eastAsia="es-ES"/>
-      </w:rPr>
-      <mc:AlternateContent>
-        <mc:Choice Requires="wps">
-          <w:drawing>
-            <wp:anchor distT="0" distB="0" distL="114300" distR="114300" simplePos="0" relativeHeight="251823104" behindDoc="0" locked="0" layoutInCell="1" allowOverlap="1" wp14:anchorId="794734BB" wp14:editId="3BBEEAE3">
-              <wp:simplePos x="0" y="0"/>
-              <wp:positionH relativeFrom="page">
-                <wp:posOffset>9135110</wp:posOffset>
-              </wp:positionH>
-              <wp:positionV relativeFrom="page">
-                <wp:posOffset>7056120</wp:posOffset>
-              </wp:positionV>
-              <wp:extent cx="1047115" cy="313690"/>
-              <wp:effectExtent l="0" t="0" r="0" b="0"/>
-              <wp:wrapThrough wrapText="bothSides">
-                <wp:wrapPolygon edited="0">
-                  <wp:start x="786" y="0"/>
-                  <wp:lineTo x="786" y="19676"/>
-                  <wp:lineTo x="20434" y="19676"/>
-                  <wp:lineTo x="20434" y="0"/>
-                  <wp:lineTo x="786" y="0"/>
-                </wp:wrapPolygon>
-              </wp:wrapThrough>
-              <wp:docPr id="1398245471" name="Text Box 10"/>
-              <wp:cNvGraphicFramePr>
-                <a:graphicFrameLocks xmlns:a="http://schemas.openxmlformats.org/drawingml/2006/main"/>
-              </wp:cNvGraphicFramePr>
-              <a:graphic xmlns:a="http://schemas.openxmlformats.org/drawingml/2006/main">
-                <a:graphicData uri="http://schemas.microsoft.com/office/word/2010/wordprocessingShape">
-                  <wps:wsp>
-                    <wps:cNvSpPr txBox="1">
-                      <a:spLocks/>
-                    </wps:cNvSpPr>
-                    <wps:spPr>
-                      <a:xfrm>
-                        <a:off x="0" y="0"/>
-                        <a:ext cx="1047115" cy="313690"/>
-                      </a:xfrm>
-                      <a:prstGeom prst="rect">
-                        <a:avLst/>
-                      </a:prstGeom>
-                      <a:noFill/>
-                      <a:ln>
-                        <a:noFill/>
-                      </a:ln>
-                      <a:effectLst/>
-                      <a:extLst>
-                        <a:ext uri="{C572A759-6A51-4108-AA02-DFA0A04FC94B}">
-                          <ma14:wrappingTextBoxFlag xmlns:arto="http://schemas.microsoft.com/office/word/2006/arto" xmlns:ma14="http://schemas.microsoft.com/office/mac/drawingml/2011/main" xmlns:w="http://schemas.openxmlformats.org/wordprocessingml/2006/main" xmlns:w10="urn:schemas-microsoft-com:office:word" xmlns:v="urn:schemas-microsoft-com:vml" xmlns:o="urn:schemas-microsoft-com:office:office" xmlns:mv="urn:schemas-microsoft-com:mac:vml" xmlns:mo="http://schemas.microsoft.com/office/mac/office/2008/main" xmlns=""/>
-                        </a:ext>
-                      </a:extLst>
-                    </wps:spPr>
-                    <wps:txbx>
-                      <w:txbxContent>
-                        <w:p>
-                          <w:pPr>
-                            <w:pStyle w:val="Tdc1"/>
-                            <w:jc w:val="right"/>
-                            <w:rPr>
-                              <w:rFonts w:ascii="Montserrat" w:hAnsi="Montserrat" w:cs="Gill Sans"/>
-                              <w:i/>
-                              <w:color w:val="548DD4" w:themeColor="text2" w:themeTint="99"/>
-                              <w:sz w:val="14"/>
-                              <w:szCs w:val="14"/>
-                            </w:rPr>
-                          </w:pPr>
-                          <w:r>
-                            <w:rPr>
-                              <w:rFonts w:ascii="Montserrat" w:hAnsi="Montserrat" w:cs="Gill Sans"/>
-                              <w:i/>
-                              <w:color w:val="548DD4" w:themeColor="text2" w:themeTint="99"/>
-                              <w:sz w:val="14"/>
-                              <w:szCs w:val="14"/>
-                            </w:rPr>
-                            <w:t xml:space="preserve">Página </w:t>
-                          </w:r>
-                          <w:r>
-                            <w:rPr>
-                              <w:rFonts w:ascii="Montserrat" w:hAnsi="Montserrat" w:cs="Gill Sans"/>
-                              <w:i/>
-                              <w:color w:val="548DD4" w:themeColor="text2" w:themeTint="99"/>
-                              <w:sz w:val="14"/>
-                              <w:szCs w:val="14"/>
-                            </w:rPr>
-                            <w:fldChar w:fldCharType="begin"/>
-                          </w:r>
-                          <w:r>
-                            <w:rPr>
-                              <w:rFonts w:ascii="Montserrat" w:hAnsi="Montserrat" w:cs="Gill Sans"/>
-                              <w:i/>
-                              <w:color w:val="548DD4" w:themeColor="text2" w:themeTint="99"/>
-                              <w:sz w:val="14"/>
-                              <w:szCs w:val="14"/>
-                            </w:rPr>
-                            <w:instrText xml:space="preserve"> PAGE </w:instrText>
-                          </w:r>
-                          <w:r>
-                            <w:rPr>
-                              <w:rFonts w:ascii="Montserrat" w:hAnsi="Montserrat" w:cs="Gill Sans"/>
-                              <w:i/>
-                              <w:color w:val="548DD4" w:themeColor="text2" w:themeTint="99"/>
-                              <w:sz w:val="14"/>
-                              <w:szCs w:val="14"/>
-                            </w:rPr>
-                            <w:fldChar w:fldCharType="separate"/>
-                          </w:r>
-                          <w:r>
-                            <w:rPr>
-                              <w:rFonts w:ascii="Montserrat" w:hAnsi="Montserrat" w:cs="Gill Sans"/>
-                              <w:i/>
-                              <w:noProof/>
-                              <w:color w:val="548DD4" w:themeColor="text2" w:themeTint="99"/>
-                              <w:sz w:val="14"/>
-                              <w:szCs w:val="14"/>
-                            </w:rPr>
-                            <w:t>159</w:t>
-                          </w:r>
-                          <w:r>
-                            <w:rPr>
-                              <w:rFonts w:ascii="Montserrat" w:hAnsi="Montserrat" w:cs="Gill Sans"/>
-                              <w:i/>
-                              <w:color w:val="548DD4" w:themeColor="text2" w:themeTint="99"/>
-                              <w:sz w:val="14"/>
-                              <w:szCs w:val="14"/>
-                            </w:rPr>
-                            <w:fldChar w:fldCharType="end"/>
-                          </w:r>
-                        </w:p>
-                        <w:p>
-                          <w:pPr>
-                            <w:pStyle w:val="Tdc1"/>
-                            <w:jc w:val="right"/>
-                            <w:rPr>
-                              <w:rFonts w:ascii="Montserrat" w:hAnsi="Montserrat" w:cs="Gill Sans"/>
-                              <w:i/>
-                              <w:color w:val="548DD4" w:themeColor="text2" w:themeTint="99"/>
-                              <w:sz w:val="14"/>
-                              <w:szCs w:val="14"/>
-                            </w:rPr>
-                          </w:pPr>
-                          <w:r>
-                            <w:rPr>
-                              <w:rFonts w:ascii="Montserrat" w:hAnsi="Montserrat" w:cs="Gill Sans"/>
-                              <w:i/>
-                              <w:color w:val="548DD4" w:themeColor="text2" w:themeTint="99"/>
-                              <w:sz w:val="14"/>
-                              <w:szCs w:val="14"/>
-                            </w:rPr>
-                            <w:t>494b.2</w:t>
-                          </w:r>
-                        </w:p>
-                      </w:txbxContent>
-                    </wps:txbx>
-                    <wps:bodyPr rot="0" spcFirstLastPara="0" vertOverflow="overflow" horzOverflow="overflow" vert="horz" wrap="square" lIns="91440" tIns="45720" rIns="91440" bIns="45720" numCol="1" spcCol="0" rtlCol="0" fromWordArt="0" anchor="ctr" anchorCtr="0" forceAA="0" compatLnSpc="1">
-                      <a:prstTxWarp prst="textNoShape">
-                        <a:avLst/>
-                      </a:prstTxWarp>
-                      <a:noAutofit/>
-                    </wps:bodyPr>
-                  </wps:wsp>
-                </a:graphicData>
-              </a:graphic>
-              <wp14:sizeRelH relativeFrom="margin">
-                <wp14:pctWidth>0</wp14:pctWidth>
-              </wp14:sizeRelH>
-              <wp14:sizeRelV relativeFrom="margin">
-                <wp14:pctHeight>0</wp14:pctHeight>
-              </wp14:sizeRelV>
-            </wp:anchor>
-          </w:drawing>
-        </mc:Choice>
-        <mc:Fallback>
-          <w:pict>
-            <v:shape w14:anchorId="794734BB" id="_x0000_s1031" type="#_x0000_t202" style="position:absolute;margin-left:719.3pt;margin-top:555.6pt;width:82.45pt;height:24.7pt;z-index:251823104;visibility:visible;mso-wrap-style:square;mso-width-percent:0;mso-height-percent:0;mso-wrap-distance-left:9pt;mso-wrap-distance-top:0;mso-wrap-distance-right:9pt;mso-wrap-distance-bottom:0;mso-position-horizontal:absolute;mso-position-horizontal-relative:page;mso-position-vertical:absolute;mso-position-vertical-relative:page;mso-width-percent:0;mso-height-percent:0;mso-width-relative:margin;mso-height-relative:margin;v-text-anchor:middle" o:gfxdata="UEsDBBQABgAIAAAAIQC2gziS/gAAAOEBAAATAAAAW0NvbnRlbnRfVHlwZXNdLnhtbJSRQU7DMBBF 90jcwfIWJU67QAgl6YK0S0CoHGBkTxKLZGx5TGhvj5O2G0SRWNoz/78nu9wcxkFMGNg6quQqL6RA 0s5Y6ir5vt9lD1JwBDIwOMJKHpHlpr69KfdHjyxSmriSfYz+USnWPY7AufNIadK6MEJMx9ApD/oD OlTrorhX2lFEilmcO2RdNtjC5xDF9pCuTyYBB5bi6bQ4syoJ3g9WQ0ymaiLzg5KdCXlKLjvcW893 SUOqXwnz5DrgnHtJTxOsQfEKIT7DmDSUCaxw7Rqn8787ZsmRM9e2VmPeBN4uqYvTtW7jvijg9N/y JsXecLq0q+WD6m8AAAD//wMAUEsDBBQABgAIAAAAIQA4/SH/1gAAAJQBAAALAAAAX3JlbHMvLnJl bHOkkMFqwzAMhu+DvYPRfXGawxijTi+j0GvpHsDYimMaW0Yy2fr2M4PBMnrbUb/Q94l/f/hMi1qR JVI2sOt6UJgd+ZiDgffL8ekFlFSbvV0oo4EbChzGx4f9GRdb25HMsYhqlCwG5lrLq9biZkxWOiqY 22YiTra2kYMu1l1tQD30/bPm3wwYN0x18gb45AdQl1tp5j/sFB2T0FQ7R0nTNEV3j6o9feQzro1i OWA14Fm+Q8a1a8+Bvu/d/dMb2JY5uiPbhG/ktn4cqGU/er3pcvwCAAD//wMAUEsDBBQABgAIAAAA IQCKpZROJQIAAFMEAAAOAAAAZHJzL2Uyb0RvYy54bWysVMlu2zAQvRfoPxC817IcO4tgOXATuChg JAGcImeaIm2hEocd0pbcr++QkpemPRW9UJyFs703mt63dcX2Cl0JJufpYMiZMhKK0mxy/u118emW M+eFKUQFRuX8oBy/n338MG1spkawhapQyCiIcVljc7713mZJ4uRW1cINwCpDRg1YC08ibpICRUPR 6yoZDYfXSQNYWASpnCPtY2fksxhfayX9s9ZOeVblnGrz8cR4rsOZzKYi26Cw21L2ZYh/qKIWpaGk p1CPwgu2w/KPUHUpERxoP5BQJ6B1KVXsgbpJh++6WW2FVbEXGo6zpzG5/xdWPu1X9gWZbz9DSwDG JpxdgvzuaDZJY13W+4SZusyRd2i01ViHL7XA6CHN9nCap2o9kyHacHyTphPOJNmu0qvruzjw5Pza ovNfFNQsXHKOhFesQOyXzof8Iju6hGQGFmVVRcwq85uCHDuNiqD3r88Fh5tv1y0ri5xPAuxBs4bi QM0jdLxwVi5KKmQpnH8RSESgtojc/pkOXUGTc+hvnG0Bf/5NH/wJH7Jy1hCxcu5+7AQqzqqvhpC7 S8fjwMQojCc3IxLw0rK+tJhd/QDE3ZTWyMp4Df6+Ol41Qv1GOzAPWckkjKTcOZcej8KD7whPWyTV fB7diH1W+KVZWXlEPQz6tX0TaHs0POH4BEcSiuwdKJ1vh8J850GXEbHzXHv6EHMjkP2WhdW4lKPX +V8w+wUAAP//AwBQSwMEFAAGAAgAAAAhANpJ0JXhAAAADwEAAA8AAABkcnMvZG93bnJldi54bWxM j8FOwzAMhu9Ie4fISFwQS7axMJWmE0KahCZ22OAB0sZrqjVJ1WRdeXvcE/jk3/71+3O+HV3LBuxj E7yCxVwAQ18F0/hawffX7mkDLCbtjW6DRwU/GGFbzO5ynZlw80ccTqlmFOJjphXYlLqM81hZdDrO Q4eedufQO51I9jU3vb5RuGv5UgjJnW48XbC6w3eL1eV0dQoebScOn+ePcmdkZS/7qF/csFfq4X58 ewWWcEx/ZpjwCR0KYirD1ZvIWtLPq40kL3VUS2CTR4rVGlg5zaSQwIuc//+j+AUAAP//AwBQSwEC LQAUAAYACAAAACEAtoM4kv4AAADhAQAAEwAAAAAAAAAAAAAAAAAAAAAAW0NvbnRlbnRfVHlwZXNd LnhtbFBLAQItABQABgAIAAAAIQA4/SH/1gAAAJQBAAALAAAAAAAAAAAAAAAAAC8BAABfcmVscy8u cmVsc1BLAQItABQABgAIAAAAIQCKpZROJQIAAFMEAAAOAAAAAAAAAAAAAAAAAC4CAABkcnMvZTJv RG9jLnhtbFBLAQItABQABgAIAAAAIQDaSdCV4QAAAA8BAAAPAAAAAAAAAAAAAAAAAH8EAABkcnMv ZG93bnJldi54bWxQSwUGAAAAAAQABADzAAAAjQUAAAAA " filled="f" stroked="f">
-              <v:textbox>
-                <w:txbxContent>
-                  <w:p>
-                    <w:pPr>
-                      <w:pStyle w:val="Tdc1"/>
-                      <w:jc w:val="right"/>
-                      <w:rPr>
-                        <w:rFonts w:ascii="Montserrat" w:hAnsi="Montserrat" w:cs="Gill Sans"/>
-                        <w:i/>
-                        <w:color w:val="548DD4" w:themeColor="text2" w:themeTint="99"/>
-                        <w:sz w:val="14"/>
-                        <w:szCs w:val="14"/>
-                      </w:rPr>
-                    </w:pPr>
-                    <w:r>
-                      <w:rPr>
-                        <w:rFonts w:ascii="Montserrat" w:hAnsi="Montserrat" w:cs="Gill Sans"/>
-                        <w:i/>
-                        <w:color w:val="548DD4" w:themeColor="text2" w:themeTint="99"/>
-                        <w:sz w:val="14"/>
-                        <w:szCs w:val="14"/>
-                      </w:rPr>
-                      <w:t xml:space="preserve">Página </w:t>
-                    </w:r>
-                    <w:r>
-                      <w:rPr>
-                        <w:rFonts w:ascii="Montserrat" w:hAnsi="Montserrat" w:cs="Gill Sans"/>
-                        <w:i/>
-                        <w:color w:val="548DD4" w:themeColor="text2" w:themeTint="99"/>
-                        <w:sz w:val="14"/>
-                        <w:szCs w:val="14"/>
-                      </w:rPr>
-                      <w:fldChar w:fldCharType="begin"/>
-                    </w:r>
-                    <w:r>
-                      <w:rPr>
-                        <w:rFonts w:ascii="Montserrat" w:hAnsi="Montserrat" w:cs="Gill Sans"/>
-                        <w:i/>
-                        <w:color w:val="548DD4" w:themeColor="text2" w:themeTint="99"/>
-                        <w:sz w:val="14"/>
-                        <w:szCs w:val="14"/>
-                      </w:rPr>
-                      <w:instrText xml:space="preserve"> PAGE </w:instrText>
-                    </w:r>
-                    <w:r>
-                      <w:rPr>
-                        <w:rFonts w:ascii="Montserrat" w:hAnsi="Montserrat" w:cs="Gill Sans"/>
-                        <w:i/>
-                        <w:color w:val="548DD4" w:themeColor="text2" w:themeTint="99"/>
-                        <w:sz w:val="14"/>
-                        <w:szCs w:val="14"/>
-                      </w:rPr>
-                      <w:fldChar w:fldCharType="separate"/>
-                    </w:r>
-                    <w:r>
-                      <w:rPr>
-                        <w:rFonts w:ascii="Montserrat" w:hAnsi="Montserrat" w:cs="Gill Sans"/>
-                        <w:i/>
-                        <w:noProof/>
-                        <w:color w:val="548DD4" w:themeColor="text2" w:themeTint="99"/>
-                        <w:sz w:val="14"/>
-                        <w:szCs w:val="14"/>
-                      </w:rPr>
-                      <w:t>159</w:t>
-                    </w:r>
-                    <w:r>
-                      <w:rPr>
-                        <w:rFonts w:ascii="Montserrat" w:hAnsi="Montserrat" w:cs="Gill Sans"/>
-                        <w:i/>
-                        <w:color w:val="548DD4" w:themeColor="text2" w:themeTint="99"/>
-                        <w:sz w:val="14"/>
-                        <w:szCs w:val="14"/>
-                      </w:rPr>
-                      <w:fldChar w:fldCharType="end"/>
-                    </w:r>
-                  </w:p>
-                  <w:p>
-                    <w:pPr>
-                      <w:pStyle w:val="Tdc1"/>
-                      <w:jc w:val="right"/>
-                      <w:rPr>
-                        <w:rFonts w:ascii="Montserrat" w:hAnsi="Montserrat" w:cs="Gill Sans"/>
-                        <w:i/>
-                        <w:color w:val="548DD4" w:themeColor="text2" w:themeTint="99"/>
-                        <w:sz w:val="14"/>
-                        <w:szCs w:val="14"/>
-                      </w:rPr>
-                    </w:pPr>
-                    <w:r>
-                      <w:rPr>
-                        <w:rFonts w:ascii="Montserrat" w:hAnsi="Montserrat" w:cs="Gill Sans"/>
-                        <w:i/>
-                        <w:color w:val="548DD4" w:themeColor="text2" w:themeTint="99"/>
-                        <w:sz w:val="14"/>
-                        <w:szCs w:val="14"/>
-                      </w:rPr>
-                      <w:t>494b.2</w:t>
-                    </w:r>
-                  </w:p>
-                </w:txbxContent>
-              </v:textbox>
-              <w10:wrap type="through" anchorx="page" anchory="page"/>
-            </v:shape>
-          </w:pict>
-        </mc:Fallback>
-      </mc:AlternateContent>
-    </w:r>
-    <w:r>
-      <w:rPr>
-        <w:noProof/>
-        <w:lang w:eastAsia="es-ES"/>
-      </w:rPr>
-      <mc:AlternateContent>
-        <mc:Choice Requires="wps">
-          <w:drawing>
-            <wp:anchor distT="0" distB="0" distL="114300" distR="114300" simplePos="0" relativeHeight="251817984" behindDoc="0" locked="0" layoutInCell="1" allowOverlap="1" wp14:anchorId="2645D12C" wp14:editId="5F763C21">
-              <wp:simplePos x="0" y="0"/>
-              <wp:positionH relativeFrom="column">
-                <wp:posOffset>317500</wp:posOffset>
-              </wp:positionH>
-              <wp:positionV relativeFrom="paragraph">
-                <wp:posOffset>176530</wp:posOffset>
-              </wp:positionV>
-              <wp:extent cx="0" cy="457200"/>
-              <wp:effectExtent l="0" t="0" r="19050" b="19050"/>
-              <wp:wrapNone/>
-              <wp:docPr id="2080066417" name="Conector recto 2080066417"/>
-              <wp:cNvGraphicFramePr/>
-              <a:graphic xmlns:a="http://schemas.openxmlformats.org/drawingml/2006/main">
-                <a:graphicData uri="http://schemas.microsoft.com/office/word/2010/wordprocessingShape">
-                  <wps:wsp>
-                    <wps:cNvCnPr/>
-                    <wps:spPr>
-                      <a:xfrm>
-                        <a:off x="0" y="0"/>
-                        <a:ext cx="0" cy="457200"/>
-                      </a:xfrm>
-                      <a:prstGeom prst="line">
-                        <a:avLst/>
-                      </a:prstGeom>
-                      <a:ln w="6350" cmpd="sng">
-                        <a:solidFill>
-                          <a:schemeClr val="tx1">
-                            <a:lumMod val="65000"/>
-                            <a:lumOff val="35000"/>
-                          </a:schemeClr>
-                        </a:solidFill>
-                      </a:ln>
-                    </wps:spPr>
-                    <wps:style>
-                      <a:lnRef idx="1">
-                        <a:schemeClr val="dk1"/>
-                      </a:lnRef>
-                      <a:fillRef idx="0">
-                        <a:schemeClr val="dk1"/>
-                      </a:fillRef>
-                      <a:effectRef idx="0">
-                        <a:schemeClr val="dk1"/>
-                      </a:effectRef>
-                      <a:fontRef idx="minor">
-                        <a:schemeClr val="tx1"/>
-                      </a:fontRef>
-                    </wps:style>
-                    <wps:bodyPr/>
-                  </wps:wsp>
-                </a:graphicData>
-              </a:graphic>
-            </wp:anchor>
-          </w:drawing>
-        </mc:Choice>
-        <mc:Fallback>
-          <w:pict>
-            <v:line w14:anchorId="11F150B0" id="Conector recto 2080066417" o:spid="_x0000_s1026" style="position:absolute;z-index:251817984;visibility:visible;mso-wrap-style:square;mso-wrap-distance-left:9pt;mso-wrap-distance-top:0;mso-wrap-distance-right:9pt;mso-wrap-distance-bottom:0;mso-position-horizontal:absolute;mso-position-horizontal-relative:text;mso-position-vertical:absolute;mso-position-vertical-relative:text" from="25pt,13.9pt" to="25pt,49.9pt" o:gfxdata="UEsDBBQABgAIAAAAIQC2gziS/gAAAOEBAAATAAAAW0NvbnRlbnRfVHlwZXNdLnhtbJSRQU7DMBBF 90jcwfIWJU67QAgl6YK0S0CoHGBkTxKLZGx5TGhvj5O2G0SRWNoz/78nu9wcxkFMGNg6quQqL6RA 0s5Y6ir5vt9lD1JwBDIwOMJKHpHlpr69KfdHjyxSmriSfYz+USnWPY7AufNIadK6MEJMx9ApD/oD OlTrorhX2lFEilmcO2RdNtjC5xDF9pCuTyYBB5bi6bQ4syoJ3g9WQ0ymaiLzg5KdCXlKLjvcW893 SUOqXwnz5DrgnHtJTxOsQfEKIT7DmDSUCaxw7Rqn8787ZsmRM9e2VmPeBN4uqYvTtW7jvijg9N/y JsXecLq0q+WD6m8AAAD//wMAUEsDBBQABgAIAAAAIQA4/SH/1gAAAJQBAAALAAAAX3JlbHMvLnJl bHOkkMFqwzAMhu+DvYPRfXGawxijTi+j0GvpHsDYimMaW0Yy2fr2M4PBMnrbUb/Q94l/f/hMi1qR JVI2sOt6UJgd+ZiDgffL8ekFlFSbvV0oo4EbChzGx4f9GRdb25HMsYhqlCwG5lrLq9biZkxWOiqY 22YiTra2kYMu1l1tQD30/bPm3wwYN0x18gb45AdQl1tp5j/sFB2T0FQ7R0nTNEV3j6o9feQzro1i OWA14Fm+Q8a1a8+Bvu/d/dMb2JY5uiPbhG/ktn4cqGU/er3pcvwCAAD//wMAUEsDBBQABgAIAAAA IQDVItlE2gEAABYEAAAOAAAAZHJzL2Uyb0RvYy54bWysU8tu2zAQvBfoPxC815LT2i0EyzkkSC99 BH18AEMuLaJ8gaQt+e+7JB0paHMIil4oabU7OzO73F1PRpMThKic7el61VICljuh7KGnP3/cvflA SUzMCqadhZ6eIdLr/etXu9F3cOUGpwUEgiA2dqPv6ZCS75om8gEMiyvnweJP6YJhCT/DoRGBjYhu dHPVtttmdEH44DjEiNHb+pPuC76UwNNXKSMkonuK3FI5Qzkf8tnsd6w7BOYHxS802D+wMExZbDpD 3bLEyDGov6CM4sFFJ9OKO9M4KRWHogHVrNs/1HwfmIeiBc2JfrYp/j9Y/uV0Y+8D2jD62EV/H7KK SQaTn8iPTMWs82wWTInwGuQYfbd5j3PIPjZLnQ8xfQRnSH7pqVY2y2AdO32KqaY+puSwtmTs6fbt BifEjRc9jfZQCqLTStwprXNaWQq40YGcGI4zTeuSo4/msxM1tt20lQyCHg2OvoYReeY4oxTGTxog f20xuBhR3tJZQyX5DSRRAqXXvjNQ7SF+rS8uaIuZuUQi8bmorYLyYi8alqJLbi6DsrcvLZyzS0dn 01xolHXhua7ZuToFWfMfVVetWfaDE+eyFsUOXL7i1uWi5O1++l3Kl+u8/w0AAP//AwBQSwMEFAAG AAgAAAAhAMs+NWPdAAAABwEAAA8AAABkcnMvZG93bnJldi54bWxMj81KxEAQhO+C7zC04M2dGPzJ xnQWETyoyLK7itfZpJ0EMz0hM9lEn97Wix6LKqq+Klaz69SBhtB6RjhfJKCIK1+3bBFedvdnGagQ Ddem80wInxRgVR4fFSav/cQbOmyjVVLCITcITYx9rnWoGnImLHxPLN67H5yJIger68FMUu46nSbJ lXamZVloTE93DVUf29EhPEyb13Tdj4/2681e7J5t9sTrCvH0ZL69ARVpjn9h+MEXdCiFae9HroPq EC4TuRIR0mt5IP6v3iMslxnostD/+ctvAAAA//8DAFBLAQItABQABgAIAAAAIQC2gziS/gAAAOEB AAATAAAAAAAAAAAAAAAAAAAAAABbQ29udGVudF9UeXBlc10ueG1sUEsBAi0AFAAGAAgAAAAhADj9 If/WAAAAlAEAAAsAAAAAAAAAAAAAAAAALwEAAF9yZWxzLy5yZWxzUEsBAi0AFAAGAAgAAAAhANUi 2UTaAQAAFgQAAA4AAAAAAAAAAAAAAAAALgIAAGRycy9lMm9Eb2MueG1sUEsBAi0AFAAGAAgAAAAh AMs+NWPdAAAABwEAAA8AAAAAAAAAAAAAAAAANAQAAGRycy9kb3ducmV2LnhtbFBLBQYAAAAABAAE APMAAAA+BQAAAAA= " strokecolor="#5a5a5a [2109]" strokeweight=".5pt"/>
-          </w:pict>
-        </mc:Fallback>
-      </mc:AlternateContent>
-    </w:r>
-    <w:r>
-      <w:rPr>
-        <w:noProof/>
-        <w:lang w:eastAsia="es-ES"/>
-      </w:rPr>
-      <mc:AlternateContent>
-        <mc:Choice Requires="wps">
-          <w:drawing>
-            <wp:anchor distT="0" distB="0" distL="114300" distR="114300" simplePos="0" relativeHeight="251816960" behindDoc="0" locked="0" layoutInCell="1" allowOverlap="1" wp14:anchorId="55EDB233" wp14:editId="1ADA442B">
-              <wp:simplePos x="0" y="0"/>
-              <wp:positionH relativeFrom="column">
-                <wp:posOffset>241300</wp:posOffset>
-              </wp:positionH>
-              <wp:positionV relativeFrom="paragraph">
-                <wp:posOffset>76835</wp:posOffset>
-              </wp:positionV>
-              <wp:extent cx="6400800" cy="0"/>
-              <wp:effectExtent l="0" t="0" r="25400" b="25400"/>
-              <wp:wrapNone/>
-              <wp:docPr id="1651838320" name="Conector recto 1651838320"/>
-              <wp:cNvGraphicFramePr/>
-              <a:graphic xmlns:a="http://schemas.openxmlformats.org/drawingml/2006/main">
-                <a:graphicData uri="http://schemas.microsoft.com/office/word/2010/wordprocessingShape">
-                  <wps:wsp>
-                    <wps:cNvCnPr/>
-                    <wps:spPr>
-                      <a:xfrm>
-                        <a:off x="0" y="0"/>
-                        <a:ext cx="6400800" cy="0"/>
-                      </a:xfrm>
-                      <a:prstGeom prst="line">
-                        <a:avLst/>
-                      </a:prstGeom>
-                    </wps:spPr>
-                    <wps:style>
-                      <a:lnRef idx="1">
-                        <a:schemeClr val="accent1"/>
-                      </a:lnRef>
-                      <a:fillRef idx="0">
-                        <a:schemeClr val="accent1"/>
-                      </a:fillRef>
-                      <a:effectRef idx="0">
-                        <a:schemeClr val="accent1"/>
-                      </a:effectRef>
-                      <a:fontRef idx="minor">
-                        <a:schemeClr val="tx1"/>
-                      </a:fontRef>
-                    </wps:style>
-                    <wps:bodyPr/>
-                  </wps:wsp>
-                </a:graphicData>
-              </a:graphic>
-            </wp:anchor>
-          </w:drawing>
-        </mc:Choice>
-        <mc:Fallback>
-          <w:pict>
-            <v:line w14:anchorId="72508481" id="Conector recto 1651838320" o:spid="_x0000_s1026" style="position:absolute;z-index:251816960;visibility:visible;mso-wrap-style:square;mso-wrap-distance-left:9pt;mso-wrap-distance-top:0;mso-wrap-distance-right:9pt;mso-wrap-distance-bottom:0;mso-position-horizontal:absolute;mso-position-horizontal-relative:text;mso-position-vertical:absolute;mso-position-vertical-relative:text" from="19pt,6.05pt" to="523pt,6.05pt" o:gfxdata="UEsDBBQABgAIAAAAIQC2gziS/gAAAOEBAAATAAAAW0NvbnRlbnRfVHlwZXNdLnhtbJSRQU7DMBBF 90jcwfIWJU67QAgl6YK0S0CoHGBkTxKLZGx5TGhvj5O2G0SRWNoz/78nu9wcxkFMGNg6quQqL6RA 0s5Y6ir5vt9lD1JwBDIwOMJKHpHlpr69KfdHjyxSmriSfYz+USnWPY7AufNIadK6MEJMx9ApD/oD OlTrorhX2lFEilmcO2RdNtjC5xDF9pCuTyYBB5bi6bQ4syoJ3g9WQ0ymaiLzg5KdCXlKLjvcW893 SUOqXwnz5DrgnHtJTxOsQfEKIT7DmDSUCaxw7Rqn8787ZsmRM9e2VmPeBN4uqYvTtW7jvijg9N/y JsXecLq0q+WD6m8AAAD//wMAUEsDBBQABgAIAAAAIQA4/SH/1gAAAJQBAAALAAAAX3JlbHMvLnJl bHOkkMFqwzAMhu+DvYPRfXGawxijTi+j0GvpHsDYimMaW0Yy2fr2M4PBMnrbUb/Q94l/f/hMi1qR JVI2sOt6UJgd+ZiDgffL8ekFlFSbvV0oo4EbChzGx4f9GRdb25HMsYhqlCwG5lrLq9biZkxWOiqY 22YiTra2kYMu1l1tQD30/bPm3wwYN0x18gb45AdQl1tp5j/sFB2T0FQ7R0nTNEV3j6o9feQzro1i OWA14Fm+Q8a1a8+Bvu/d/dMb2JY5uiPbhG/ktn4cqGU/er3pcvwCAAD//wMAUEsDBBQABgAIAAAA IQBKoogbmwEAAJQDAAAOAAAAZHJzL2Uyb0RvYy54bWysU02P0zAQvSPxHyzfadIVWq2ipj3sCi4I VsD+AK8zbizZHmtsmvTfM3bbdAUrIRAXxx/z3sx7M9nsZu/EAShZDL1cr1opIGgcbNj38un7h3d3 UqSswqAcBujlEZLcbd++2Uyxgxsc0Q1AgklC6qbYyzHn2DVN0iN4lVYYIfCjQfIq85H2zUBqYnbv mpu2vW0mpCESakiJbx9Oj3Jb+Y0Bnb8YkyAL10uuLdeV6vpc1ma7Ud2eVBytPpeh/qEKr2zgpAvV g8pK/CD7G5W3mjChySuNvkFjrIaqgdWs21/UfBtVhKqFzUlxsSn9P1r9+XAfHoltmGLqUnykomI2 5MuX6xNzNeu4mAVzFpovb9+37V3LnurLW3MFRkr5I6AXZdNLZ0PRoTp1+JQyJ+PQSwgfrqnrLh8d lGAXvoIRduBk64quUwH3jsRBcT+V1hDyuvSQ+Wp0gRnr3AJs/ww8xxco1In5G/CCqJkx5AXsbUB6 LXueLyWbU/zFgZPuYsEzDsfalGoNt74qPI9pma2X5wq//kzbnwAAAP//AwBQSwMEFAAGAAgAAAAh ABdpzunfAAAACQEAAA8AAABkcnMvZG93bnJldi54bWxMj8FOwzAQRO9I/Qdrkbgg6rS0VRTiVG2l qgdAiIYPcOMliYjXUeykKV/PVhzguG9GszPperSNGLDztSMFs2kEAqlwpqZSwUe+f4hB+KDJ6MYR Krigh3U2uUl1YtyZ3nE4hlJwCPlEK6hCaBMpfVGh1X7qWiTWPl1ndeCzK6Xp9JnDbSPnUbSSVtfE Hyrd4q7C4uvYWwWH/Rafl5e+XJjlIb8f8pfX77dYqbvbcfMEIuAY/sxwrc/VIeNOJ9eT8aJR8Bjz lMB8PgNx1aPFisnpl8gslf8XZD8AAAD//wMAUEsBAi0AFAAGAAgAAAAhALaDOJL+AAAA4QEAABMA AAAAAAAAAAAAAAAAAAAAAFtDb250ZW50X1R5cGVzXS54bWxQSwECLQAUAAYACAAAACEAOP0h/9YA AACUAQAACwAAAAAAAAAAAAAAAAAvAQAAX3JlbHMvLnJlbHNQSwECLQAUAAYACAAAACEASqKIG5sB AACUAwAADgAAAAAAAAAAAAAAAAAuAgAAZHJzL2Uyb0RvYy54bWxQSwECLQAUAAYACAAAACEAF2nO 6d8AAAAJAQAADwAAAAAAAAAAAAAAAAD1AwAAZHJzL2Rvd25yZXYueG1sUEsFBgAAAAAEAAQA8wAA AAEFAAAAAA== " strokecolor="#4579b8 [3044]"/>
-          </w:pict>
-        </mc:Fallback>
-      </mc:AlternateContent>
-    </w:r>
-    <w:r>
-      <w:rPr>
-        <w:noProof/>
-        <w:lang w:eastAsia="es-ES"/>
-      </w:rPr>
-      <mc:AlternateContent>
-        <mc:Choice Requires="wps">
-          <w:drawing>
-            <wp:anchor distT="0" distB="0" distL="114300" distR="114300" simplePos="0" relativeHeight="251822080" behindDoc="0" locked="0" layoutInCell="1" allowOverlap="1" wp14:anchorId="4275DFD7" wp14:editId="3F191A1D">
-              <wp:simplePos x="0" y="0"/>
-              <wp:positionH relativeFrom="column">
-                <wp:posOffset>2984500</wp:posOffset>
-              </wp:positionH>
-              <wp:positionV relativeFrom="paragraph">
-                <wp:posOffset>191135</wp:posOffset>
-              </wp:positionV>
-              <wp:extent cx="0" cy="457200"/>
-              <wp:effectExtent l="0" t="0" r="25400" b="25400"/>
-              <wp:wrapNone/>
-              <wp:docPr id="861780050" name="Conector recto 861780050"/>
-              <wp:cNvGraphicFramePr/>
-              <a:graphic xmlns:a="http://schemas.openxmlformats.org/drawingml/2006/main">
-                <a:graphicData uri="http://schemas.microsoft.com/office/word/2010/wordprocessingShape">
-                  <wps:wsp>
-                    <wps:cNvCnPr/>
-                    <wps:spPr>
-                      <a:xfrm>
-                        <a:off x="0" y="0"/>
-                        <a:ext cx="0" cy="457200"/>
-                      </a:xfrm>
-                      <a:prstGeom prst="line">
-                        <a:avLst/>
-                      </a:prstGeom>
-                      <a:ln w="6350" cmpd="sng">
-                        <a:solidFill>
-                          <a:schemeClr val="tx1">
-                            <a:lumMod val="65000"/>
-                            <a:lumOff val="35000"/>
-                          </a:schemeClr>
-                        </a:solidFill>
-                      </a:ln>
-                    </wps:spPr>
-                    <wps:style>
-                      <a:lnRef idx="1">
-                        <a:schemeClr val="dk1"/>
-                      </a:lnRef>
-                      <a:fillRef idx="0">
-                        <a:schemeClr val="dk1"/>
-                      </a:fillRef>
-                      <a:effectRef idx="0">
-                        <a:schemeClr val="dk1"/>
-                      </a:effectRef>
-                      <a:fontRef idx="minor">
-                        <a:schemeClr val="tx1"/>
-                      </a:fontRef>
-                    </wps:style>
-                    <wps:bodyPr/>
-                  </wps:wsp>
-                </a:graphicData>
-              </a:graphic>
-            </wp:anchor>
-          </w:drawing>
-        </mc:Choice>
-        <mc:Fallback>
-          <w:pict>
-            <v:line w14:anchorId="637062B3" id="Conector recto 861780050" o:spid="_x0000_s1026" style="position:absolute;z-index:251822080;visibility:visible;mso-wrap-style:square;mso-wrap-distance-left:9pt;mso-wrap-distance-top:0;mso-wrap-distance-right:9pt;mso-wrap-distance-bottom:0;mso-position-horizontal:absolute;mso-position-horizontal-relative:text;mso-position-vertical:absolute;mso-position-vertical-relative:text" from="235pt,15.05pt" to="235pt,51.05pt" o:gfxdata="UEsDBBQABgAIAAAAIQC2gziS/gAAAOEBAAATAAAAW0NvbnRlbnRfVHlwZXNdLnhtbJSRQU7DMBBF 90jcwfIWJU67QAgl6YK0S0CoHGBkTxKLZGx5TGhvj5O2G0SRWNoz/78nu9wcxkFMGNg6quQqL6RA 0s5Y6ir5vt9lD1JwBDIwOMJKHpHlpr69KfdHjyxSmriSfYz+USnWPY7AufNIadK6MEJMx9ApD/oD OlTrorhX2lFEilmcO2RdNtjC5xDF9pCuTyYBB5bi6bQ4syoJ3g9WQ0ymaiLzg5KdCXlKLjvcW893 SUOqXwnz5DrgnHtJTxOsQfEKIT7DmDSUCaxw7Rqn8787ZsmRM9e2VmPeBN4uqYvTtW7jvijg9N/y JsXecLq0q+WD6m8AAAD//wMAUEsDBBQABgAIAAAAIQA4/SH/1gAAAJQBAAALAAAAX3JlbHMvLnJl bHOkkMFqwzAMhu+DvYPRfXGawxijTi+j0GvpHsDYimMaW0Yy2fr2M4PBMnrbUb/Q94l/f/hMi1qR JVI2sOt6UJgd+ZiDgffL8ekFlFSbvV0oo4EbChzGx4f9GRdb25HMsYhqlCwG5lrLq9biZkxWOiqY 22YiTra2kYMu1l1tQD30/bPm3wwYN0x18gb45AdQl1tp5j/sFB2T0FQ7R0nTNEV3j6o9feQzro1i OWA14Fm+Q8a1a8+Bvu/d/dMb2JY5uiPbhG/ktn4cqGU/er3pcvwCAAD//wMAUEsDBBQABgAIAAAA IQDVItlE2gEAABYEAAAOAAAAZHJzL2Uyb0RvYy54bWysU8tu2zAQvBfoPxC815LT2i0EyzkkSC99 BH18AEMuLaJ8gaQt+e+7JB0paHMIil4oabU7OzO73F1PRpMThKic7el61VICljuh7KGnP3/cvflA SUzMCqadhZ6eIdLr/etXu9F3cOUGpwUEgiA2dqPv6ZCS75om8gEMiyvnweJP6YJhCT/DoRGBjYhu dHPVtttmdEH44DjEiNHb+pPuC76UwNNXKSMkonuK3FI5Qzkf8tnsd6w7BOYHxS802D+wMExZbDpD 3bLEyDGov6CM4sFFJ9OKO9M4KRWHogHVrNs/1HwfmIeiBc2JfrYp/j9Y/uV0Y+8D2jD62EV/H7KK SQaTn8iPTMWs82wWTInwGuQYfbd5j3PIPjZLnQ8xfQRnSH7pqVY2y2AdO32KqaY+puSwtmTs6fbt BifEjRc9jfZQCqLTStwprXNaWQq40YGcGI4zTeuSo4/msxM1tt20lQyCHg2OvoYReeY4oxTGTxog f20xuBhR3tJZQyX5DSRRAqXXvjNQ7SF+rS8uaIuZuUQi8bmorYLyYi8alqJLbi6DsrcvLZyzS0dn 01xolHXhua7ZuToFWfMfVVetWfaDE+eyFsUOXL7i1uWi5O1++l3Kl+u8/w0AAP//AwBQSwMEFAAG AAgAAAAhAAO7z93eAAAACgEAAA8AAABkcnMvZG93bnJldi54bWxMj8FKxDAQhu+C7xBG8OYmrYsu tekiggcVWXZX8ZptxrTYTEqTbqtP74gHPc7Mxz/fX65n34kjDrENpCFbKBBIdbAtOQ0v+/uLFYiY DFnTBUINnxhhXZ2elKawYaItHnfJCQ6hWBgNTUp9IWWsG/QmLkKPxLf3MHiTeByctIOZONx3Mlfq SnrTEn9oTI93DdYfu9FreJi2r/mmHx/d15tb7p/d6ok2tdbnZ/PtDYiEc/qD4Uef1aFip0MYyUbR aVheK+6SNFyqDAQDv4sDkyrPQFal/F+h+gYAAP//AwBQSwECLQAUAAYACAAAACEAtoM4kv4AAADh AQAAEwAAAAAAAAAAAAAAAAAAAAAAW0NvbnRlbnRfVHlwZXNdLnhtbFBLAQItABQABgAIAAAAIQA4 /SH/1gAAAJQBAAALAAAAAAAAAAAAAAAAAC8BAABfcmVscy8ucmVsc1BLAQItABQABgAIAAAAIQDV ItlE2gEAABYEAAAOAAAAAAAAAAAAAAAAAC4CAABkcnMvZTJvRG9jLnhtbFBLAQItABQABgAIAAAA IQADu8/d3gAAAAoBAAAPAAAAAAAAAAAAAAAAADQEAABkcnMvZG93bnJldi54bWxQSwUGAAAAAAQA BADzAAAAPwUAAAAA " strokecolor="#5a5a5a [2109]" strokeweight=".5pt"/>
-          </w:pict>
-        </mc:Fallback>
-      </mc:AlternateContent>
-    </w:r>
-    <w:r>
-      <w:rPr>
-        <w:noProof/>
-        <w:lang w:eastAsia="es-ES"/>
-      </w:rPr>
-      <mc:AlternateContent>
-        <mc:Choice Requires="wps">
-          <w:drawing>
-            <wp:anchor distT="0" distB="0" distL="114300" distR="114300" simplePos="0" relativeHeight="251820032" behindDoc="0" locked="0" layoutInCell="1" allowOverlap="1" wp14:anchorId="410BB0AA" wp14:editId="78853356">
-              <wp:simplePos x="0" y="0"/>
-              <wp:positionH relativeFrom="column">
-                <wp:posOffset>1574800</wp:posOffset>
-              </wp:positionH>
-              <wp:positionV relativeFrom="paragraph">
-                <wp:posOffset>176530</wp:posOffset>
-              </wp:positionV>
-              <wp:extent cx="0" cy="457200"/>
-              <wp:effectExtent l="0" t="0" r="19050" b="19050"/>
-              <wp:wrapNone/>
-              <wp:docPr id="805067836" name="Conector recto 805067836"/>
-              <wp:cNvGraphicFramePr/>
-              <a:graphic xmlns:a="http://schemas.openxmlformats.org/drawingml/2006/main">
-                <a:graphicData uri="http://schemas.microsoft.com/office/word/2010/wordprocessingShape">
-                  <wps:wsp>
-                    <wps:cNvCnPr/>
-                    <wps:spPr>
-                      <a:xfrm>
-                        <a:off x="0" y="0"/>
-                        <a:ext cx="0" cy="457200"/>
-                      </a:xfrm>
-                      <a:prstGeom prst="line">
-                        <a:avLst/>
-                      </a:prstGeom>
-                      <a:ln w="6350" cmpd="sng">
-                        <a:solidFill>
-                          <a:schemeClr val="tx1">
-                            <a:lumMod val="65000"/>
-                            <a:lumOff val="35000"/>
-                          </a:schemeClr>
-                        </a:solidFill>
-                      </a:ln>
-                    </wps:spPr>
-                    <wps:style>
-                      <a:lnRef idx="1">
-                        <a:schemeClr val="dk1"/>
-                      </a:lnRef>
-                      <a:fillRef idx="0">
-                        <a:schemeClr val="dk1"/>
-                      </a:fillRef>
-                      <a:effectRef idx="0">
-                        <a:schemeClr val="dk1"/>
-                      </a:effectRef>
-                      <a:fontRef idx="minor">
-                        <a:schemeClr val="tx1"/>
-                      </a:fontRef>
-                    </wps:style>
-                    <wps:bodyPr/>
-                  </wps:wsp>
-                </a:graphicData>
-              </a:graphic>
-            </wp:anchor>
-          </w:drawing>
-        </mc:Choice>
-        <mc:Fallback>
-          <w:pict>
-            <v:line w14:anchorId="35BEA924" id="Conector recto 805067836" o:spid="_x0000_s1026" style="position:absolute;z-index:251820032;visibility:visible;mso-wrap-style:square;mso-wrap-distance-left:9pt;mso-wrap-distance-top:0;mso-wrap-distance-right:9pt;mso-wrap-distance-bottom:0;mso-position-horizontal:absolute;mso-position-horizontal-relative:text;mso-position-vertical:absolute;mso-position-vertical-relative:text" from="124pt,13.9pt" to="124pt,49.9pt" o:gfxdata="UEsDBBQABgAIAAAAIQC2gziS/gAAAOEBAAATAAAAW0NvbnRlbnRfVHlwZXNdLnhtbJSRQU7DMBBF 90jcwfIWJU67QAgl6YK0S0CoHGBkTxKLZGx5TGhvj5O2G0SRWNoz/78nu9wcxkFMGNg6quQqL6RA 0s5Y6ir5vt9lD1JwBDIwOMJKHpHlpr69KfdHjyxSmriSfYz+USnWPY7AufNIadK6MEJMx9ApD/oD OlTrorhX2lFEilmcO2RdNtjC5xDF9pCuTyYBB5bi6bQ4syoJ3g9WQ0ymaiLzg5KdCXlKLjvcW893 SUOqXwnz5DrgnHtJTxOsQfEKIT7DmDSUCaxw7Rqn8787ZsmRM9e2VmPeBN4uqYvTtW7jvijg9N/y JsXecLq0q+WD6m8AAAD//wMAUEsDBBQABgAIAAAAIQA4/SH/1gAAAJQBAAALAAAAX3JlbHMvLnJl bHOkkMFqwzAMhu+DvYPRfXGawxijTi+j0GvpHsDYimMaW0Yy2fr2M4PBMnrbUb/Q94l/f/hMi1qR JVI2sOt6UJgd+ZiDgffL8ekFlFSbvV0oo4EbChzGx4f9GRdb25HMsYhqlCwG5lrLq9biZkxWOiqY 22YiTra2kYMu1l1tQD30/bPm3wwYN0x18gb45AdQl1tp5j/sFB2T0FQ7R0nTNEV3j6o9feQzro1i OWA14Fm+Q8a1a8+Bvu/d/dMb2JY5uiPbhG/ktn4cqGU/er3pcvwCAAD//wMAUEsDBBQABgAIAAAA IQDVItlE2gEAABYEAAAOAAAAZHJzL2Uyb0RvYy54bWysU8tu2zAQvBfoPxC815LT2i0EyzkkSC99 BH18AEMuLaJ8gaQt+e+7JB0paHMIil4oabU7OzO73F1PRpMThKic7el61VICljuh7KGnP3/cvflA SUzMCqadhZ6eIdLr/etXu9F3cOUGpwUEgiA2dqPv6ZCS75om8gEMiyvnweJP6YJhCT/DoRGBjYhu dHPVtttmdEH44DjEiNHb+pPuC76UwNNXKSMkonuK3FI5Qzkf8tnsd6w7BOYHxS802D+wMExZbDpD 3bLEyDGov6CM4sFFJ9OKO9M4KRWHogHVrNs/1HwfmIeiBc2JfrYp/j9Y/uV0Y+8D2jD62EV/H7KK SQaTn8iPTMWs82wWTInwGuQYfbd5j3PIPjZLnQ8xfQRnSH7pqVY2y2AdO32KqaY+puSwtmTs6fbt BifEjRc9jfZQCqLTStwprXNaWQq40YGcGI4zTeuSo4/msxM1tt20lQyCHg2OvoYReeY4oxTGTxog f20xuBhR3tJZQyX5DSRRAqXXvjNQ7SF+rS8uaIuZuUQi8bmorYLyYi8alqJLbi6DsrcvLZyzS0dn 01xolHXhua7ZuToFWfMfVVetWfaDE+eyFsUOXL7i1uWi5O1++l3Kl+u8/w0AAP//AwBQSwMEFAAG AAgAAAAhAJCOLyjfAAAACQEAAA8AAABkcnMvZG93bnJldi54bWxMj09Lw0AQxe9Cv8MyBW92Yyia xmyKCB5UpPSPeN1mx00wOxuymyb66R3xYG8z8x5vfq9YT64VJ+xD40nB9SIBgVR505BVcNg/XmUg QtRkdOsJFXxhgHU5uyh0bvxIWzztohUcQiHXCuoYu1zKUNXodFj4Dom1D987HXntrTS9HjnctTJN khvpdEP8odYdPtRYfe4Gp+Bp3L6lm254tt/vdrl/tdkLbSqlLufT/R2IiFP8N8MvPqNDyUxHP5AJ olWQLjPuEnm45Qps+DscFaxWGciykOcNyh8AAAD//wMAUEsBAi0AFAAGAAgAAAAhALaDOJL+AAAA 4QEAABMAAAAAAAAAAAAAAAAAAAAAAFtDb250ZW50X1R5cGVzXS54bWxQSwECLQAUAAYACAAAACEA OP0h/9YAAACUAQAACwAAAAAAAAAAAAAAAAAvAQAAX3JlbHMvLnJlbHNQSwECLQAUAAYACAAAACEA 1SLZRNoBAAAWBAAADgAAAAAAAAAAAAAAAAAuAgAAZHJzL2Uyb0RvYy54bWxQSwECLQAUAAYACAAA ACEAkI4vKN8AAAAJAQAADwAAAAAAAAAAAAAAAAA0BAAAZHJzL2Rvd25yZXYueG1sUEsFBgAAAAAE AAQA8wAAAEAFAAAAAA== " strokecolor="#5a5a5a [2109]" strokeweight=".5pt"/>
-          </w:pict>
-        </mc:Fallback>
-      </mc:AlternateContent>
     </w:r>
   </w:p>
 </w:ftr>
@@ -4559,462 +3137,6 @@
 </w:hdr>
 </file>
 
-<file path=word/header4.xml><?xml version="1.0" encoding="utf-8"?>
-<w:hdr xmlns:wpc="http://schemas.microsoft.com/office/word/2010/wordprocessingCanvas" xmlns:cx="http://schemas.microsoft.com/office/drawing/2014/chartex" xmlns:cx1="http://schemas.microsoft.com/office/drawing/2015/9/8/chartex" xmlns:cx2="http://schemas.microsoft.com/office/drawing/2015/10/21/chartex" xmlns:cx3="http://schemas.microsoft.com/office/drawing/2016/5/9/chartex" xmlns:cx4="http://schemas.microsoft.com/office/drawing/2016/5/10/chartex" xmlns:cx5="http://schemas.microsoft.com/office/drawing/2016/5/11/chartex" xmlns:cx6="http://schemas.microsoft.com/office/drawing/2016/5/12/chartex" xmlns:cx7="http://schemas.microsoft.com/office/drawing/2016/5/13/chartex" xmlns:cx8="http://schemas.microsoft.com/office/drawing/2016/5/14/chartex" xmlns:mc="http://schemas.openxmlformats.org/markup-compatibility/2006" xmlns:aink="http://schemas.microsoft.com/office/drawing/2016/ink" xmlns:am3d="http://schemas.microsoft.com/office/drawing/2017/model3d" xmlns:o="urn:schemas-microsoft-com:office:office" xmlns:oel="http://schemas.microsoft.com/office/2019/extlst" xmlns:r="http://schemas.openxmlformats.org/officeDocument/2006/relationships" xmlns:m="http://schemas.openxmlformats.org/officeDocument/2006/math" xmlns:v="urn:schemas-microsoft-com:vml" xmlns:wp14="http://schemas.microsoft.com/office/word/2010/wordprocessingDrawing" xmlns:wp="http://schemas.openxmlformats.org/drawingml/2006/wordprocessingDrawing" xmlns:w10="urn:schemas-microsoft-com:office:word" xmlns:w="http://schemas.openxmlformats.org/wordprocessingml/2006/main" xmlns:w14="http://schemas.microsoft.com/office/word/2010/wordml" xmlns:w15="http://schemas.microsoft.com/office/word/2012/wordml" xmlns:w16cex="http://schemas.microsoft.com/office/word/2018/wordml/cex" xmlns:w16cid="http://schemas.microsoft.com/office/word/2016/wordml/cid" xmlns:w16="http://schemas.microsoft.com/office/word/2018/wordml" xmlns:w16du="http://schemas.microsoft.com/office/word/2023/wordml/word16du" xmlns:w16sdtdh="http://schemas.microsoft.com/office/word/2020/wordml/sdtdatahash" xmlns:w16sdtfl="http://schemas.microsoft.com/office/word/2024/wordml/sdtformatlock" xmlns:w16se="http://schemas.microsoft.com/office/word/2015/wordml/symex" xmlns:wpg="http://schemas.microsoft.com/office/word/2010/wordprocessingGroup" xmlns:wpi="http://schemas.microsoft.com/office/word/2010/wordprocessingInk" xmlns:wne="http://schemas.microsoft.com/office/word/2006/wordml" xmlns:wps="http://schemas.microsoft.com/office/word/2010/wordprocessingShape" mc:Ignorable="w14 w15 w16se w16cid w16 w16cex w16sdtdh w16sdtfl w16du wp14">
-  <w:p>
-    <w:pPr>
-      <w:pStyle w:val="Encabezado"/>
-    </w:pPr>
-  </w:p>
-</w:hdr>
-</file>
-
-<file path=word/header5.xml><?xml version="1.0" encoding="utf-8"?>
-<w:hdr xmlns:wpc="http://schemas.microsoft.com/office/word/2010/wordprocessingCanvas" xmlns:cx="http://schemas.microsoft.com/office/drawing/2014/chartex" xmlns:cx1="http://schemas.microsoft.com/office/drawing/2015/9/8/chartex" xmlns:cx2="http://schemas.microsoft.com/office/drawing/2015/10/21/chartex" xmlns:cx3="http://schemas.microsoft.com/office/drawing/2016/5/9/chartex" xmlns:cx4="http://schemas.microsoft.com/office/drawing/2016/5/10/chartex" xmlns:cx5="http://schemas.microsoft.com/office/drawing/2016/5/11/chartex" xmlns:cx6="http://schemas.microsoft.com/office/drawing/2016/5/12/chartex" xmlns:cx7="http://schemas.microsoft.com/office/drawing/2016/5/13/chartex" xmlns:cx8="http://schemas.microsoft.com/office/drawing/2016/5/14/chartex" xmlns:mc="http://schemas.openxmlformats.org/markup-compatibility/2006" xmlns:aink="http://schemas.microsoft.com/office/drawing/2016/ink" xmlns:am3d="http://schemas.microsoft.com/office/drawing/2017/model3d" xmlns:o="urn:schemas-microsoft-com:office:office" xmlns:oel="http://schemas.microsoft.com/office/2019/extlst" xmlns:r="http://schemas.openxmlformats.org/officeDocument/2006/relationships" xmlns:m="http://schemas.openxmlformats.org/officeDocument/2006/math" xmlns:v="urn:schemas-microsoft-com:vml" xmlns:wp14="http://schemas.microsoft.com/office/word/2010/wordprocessingDrawing" xmlns:wp="http://schemas.openxmlformats.org/drawingml/2006/wordprocessingDrawing" xmlns:w10="urn:schemas-microsoft-com:office:word" xmlns:w="http://schemas.openxmlformats.org/wordprocessingml/2006/main" xmlns:w14="http://schemas.microsoft.com/office/word/2010/wordml" xmlns:w15="http://schemas.microsoft.com/office/word/2012/wordml" xmlns:w16cex="http://schemas.microsoft.com/office/word/2018/wordml/cex" xmlns:w16cid="http://schemas.microsoft.com/office/word/2016/wordml/cid" xmlns:w16="http://schemas.microsoft.com/office/word/2018/wordml" xmlns:w16du="http://schemas.microsoft.com/office/word/2023/wordml/word16du" xmlns:w16sdtdh="http://schemas.microsoft.com/office/word/2020/wordml/sdtdatahash" xmlns:w16sdtfl="http://schemas.microsoft.com/office/word/2024/wordml/sdtformatlock" xmlns:w16se="http://schemas.microsoft.com/office/word/2015/wordml/symex" xmlns:wpg="http://schemas.microsoft.com/office/word/2010/wordprocessingGroup" xmlns:wpi="http://schemas.microsoft.com/office/word/2010/wordprocessingInk" xmlns:wne="http://schemas.microsoft.com/office/word/2006/wordml" xmlns:wps="http://schemas.microsoft.com/office/word/2010/wordprocessingShape" mc:Ignorable="w14 w15 w16se w16cid w16 w16cex w16sdtdh w16sdtfl w16du wp14">
-  <w:p>
-    <w:pPr>
-      <w:pStyle w:val="Encabezado"/>
-      <w:tabs>
-        <w:tab w:val="clear" w:pos="4819"/>
-        <w:tab w:val="clear" w:pos="9071"/>
-        <w:tab w:val="left" w:pos="7292"/>
-      </w:tabs>
-    </w:pPr>
-    <w:r>
-      <w:rPr>
-        <w:rFonts w:ascii="Montserrat" w:hAnsi="Montserrat"/>
-        <w:noProof/>
-        <w:sz w:val="20"/>
-        <w:lang w:eastAsia="es-ES"/>
-      </w:rPr>
-      <mc:AlternateContent>
-        <mc:Choice Requires="wps">
-          <w:drawing>
-            <wp:anchor distT="45720" distB="45720" distL="114300" distR="114300" simplePos="0" relativeHeight="251812864" behindDoc="1" locked="0" layoutInCell="1" allowOverlap="1" wp14:anchorId="2A1138C1" wp14:editId="71BB02D3">
-              <wp:simplePos x="0" y="0"/>
-              <wp:positionH relativeFrom="column">
-                <wp:posOffset>3964305</wp:posOffset>
-              </wp:positionH>
-              <wp:positionV relativeFrom="paragraph">
-                <wp:posOffset>14605</wp:posOffset>
-              </wp:positionV>
-              <wp:extent cx="1971304" cy="691269"/>
-              <wp:effectExtent l="0" t="0" r="0" b="0"/>
-              <wp:wrapNone/>
-              <wp:docPr id="467648372" name="Cuadro de texto 467648372"/>
-              <wp:cNvGraphicFramePr>
-                <a:graphicFrameLocks xmlns:a="http://schemas.openxmlformats.org/drawingml/2006/main"/>
-              </wp:cNvGraphicFramePr>
-              <a:graphic xmlns:a="http://schemas.openxmlformats.org/drawingml/2006/main">
-                <a:graphicData uri="http://schemas.microsoft.com/office/word/2010/wordprocessingShape">
-                  <wps:wsp>
-                    <wps:cNvSpPr txBox="1">
-                      <a:spLocks noChangeArrowheads="1"/>
-                    </wps:cNvSpPr>
-                    <wps:spPr bwMode="auto">
-                      <a:xfrm>
-                        <a:off x="0" y="0"/>
-                        <a:ext cx="1971304" cy="691269"/>
-                      </a:xfrm>
-                      <a:prstGeom prst="rect">
-                        <a:avLst/>
-                      </a:prstGeom>
-                      <a:solidFill>
-                        <a:srgbClr val="FFFFFF"/>
-                      </a:solidFill>
-                      <a:ln w="9525">
-                        <a:noFill/>
-                        <a:miter lim="800000"/>
-                        <a:headEnd/>
-                        <a:tailEnd/>
-                      </a:ln>
-                    </wps:spPr>
-                    <wps:txbx>
-                      <w:txbxContent>
-                        <w:p>
-                          <w:pPr>
-                            <w:pStyle w:val="Anejo"/>
-                            <w:spacing w:before="0" w:after="0"/>
-                            <w:ind w:left="0" w:right="0"/>
-                            <w:jc w:val="left"/>
-                            <w:rPr>
-                              <w:rFonts w:ascii="Montserrat" w:hAnsi="Montserrat"/>
-                              <w:caps w:val="0"/>
-                              <w:color w:val="365F91" w:themeColor="accent1" w:themeShade="BF"/>
-                              <w:sz w:val="12"/>
-                              <w:szCs w:val="12"/>
-                            </w:rPr>
-                          </w:pPr>
-                          <w:r>
-                            <w:rPr>
-                              <w:rFonts w:ascii="Montserrat" w:hAnsi="Montserrat"/>
-                              <w:color w:val="365F91" w:themeColor="accent1" w:themeShade="BF"/>
-                              <w:sz w:val="12"/>
-                              <w:szCs w:val="12"/>
-                            </w:rPr>
-                            <w:t/>
-                          </w:r>
-                          <w:r>
-                            <w:rPr>
-                              <w:rFonts w:ascii="Montserrat" w:hAnsi="Montserrat"/>
-                              <w:caps w:val="0"/>
-                              <w:color w:val="365F91" w:themeColor="accent1" w:themeShade="BF"/>
-                              <w:sz w:val="12"/>
-                              <w:szCs w:val="12"/>
-                            </w:rPr>
-                            <w:br/>
-                          </w:r>
-                          <w:r>
-                            <w:rPr>
-                              <w:rFonts w:ascii="Montserrat" w:hAnsi="Montserrat"/>
-                              <w:caps w:val="0"/>
-                              <w:sz w:val="12"/>
-                              <w:szCs w:val="12"/>
-                            </w:rPr>
-                            <w:t xml:space="preserve"/>
-                          </w:r>
-                          <w:r>
-                            <w:rPr>
-                              <w:rFonts w:ascii="Montserrat" w:hAnsi="Montserrat"/>
-                              <w:caps w:val="0"/>
-                              <w:sz w:val="12"/>
-                              <w:szCs w:val="12"/>
-                            </w:rPr>
-                            <w:t/>
-                          </w:r>
-                        </w:p>
-                        <w:p>
-                          <w:pPr>
-                            <w:pStyle w:val="Anejo"/>
-                            <w:spacing w:before="0" w:after="0"/>
-                            <w:ind w:left="0" w:right="0"/>
-                            <w:jc w:val="left"/>
-                            <w:rPr>
-                              <w:rFonts w:ascii="Montserrat" w:hAnsi="Montserrat"/>
-                              <w:b w:val="0"/>
-                              <w:bCs/>
-                              <w:caps w:val="0"/>
-                              <w:sz w:val="12"/>
-                              <w:szCs w:val="12"/>
-                            </w:rPr>
-                          </w:pPr>
-                          <w:r>
-                            <w:rPr>
-                              <w:rFonts w:ascii="Montserrat" w:hAnsi="Montserrat"/>
-                              <w:b w:val="0"/>
-                              <w:bCs/>
-                              <w:caps w:val="0"/>
-                              <w:sz w:val="12"/>
-                              <w:szCs w:val="12"/>
-                            </w:rPr>
-                            <w:t/>
-                          </w:r>
-                        </w:p>
-                        <w:p>
-                          <w:pPr>
-                            <w:rPr>
-                              <w:rFonts w:ascii="Montserrat" w:hAnsi="Montserrat"/>
-                              <w:color w:val="FF0000"/>
-                              <w:sz w:val="12"/>
-                              <w:szCs w:val="12"/>
-                              <w:lang w:val="es-ES_tradnl"/>
-                            </w:rPr>
-                          </w:pPr>
-                        </w:p>
-                        <w:p>
-                          <w:pPr>
-                            <w:spacing w:line="276" w:lineRule="auto"/>
-                            <w:rPr>
-                              <w:rFonts w:ascii="Montserrat" w:hAnsi="Montserrat"/>
-                              <w:color w:val="FF0000"/>
-                              <w:sz w:val="12"/>
-                              <w:szCs w:val="12"/>
-                              <w:lang w:val="es-ES_tradnl"/>
-                            </w:rPr>
-                          </w:pPr>
-                          <w:r>
-                            <w:rPr>
-                              <w:rFonts w:ascii="Montserrat" w:hAnsi="Montserrat"/>
-                              <w:color w:val="FF0000"/>
-                              <w:sz w:val="12"/>
-                              <w:szCs w:val="12"/>
-                              <w:lang w:val="es-ES_tradnl"/>
-                            </w:rPr>
-                            <w:t xml:space="preserve"/>
-                          </w:r>
-                          <w:r>
-                            <w:rPr>
-                              <w:rFonts w:ascii="Montserrat" w:hAnsi="Montserrat"/>
-                              <w:color w:val="FF0000"/>
-                              <w:sz w:val="12"/>
-                              <w:szCs w:val="12"/>
-                              <w:lang w:val="es-ES_tradnl"/>
-                            </w:rPr>
-                            <w:t/>
-                          </w:r>
-                          <w:r>
-                            <w:rPr>
-                              <w:rFonts w:ascii="Montserrat" w:hAnsi="Montserrat"/>
-                              <w:color w:val="FF0000"/>
-                              <w:sz w:val="12"/>
-                              <w:szCs w:val="12"/>
-                              <w:lang w:val="es-ES_tradnl"/>
-                            </w:rPr>
-                            <w:t xml:space="preserve"/>
-                          </w:r>
-                          <w:r>
-                            <w:rPr>
-                              <w:rFonts w:ascii="Montserrat" w:hAnsi="Montserrat"/>
-                              <w:color w:val="FF0000"/>
-                              <w:sz w:val="12"/>
-                              <w:szCs w:val="12"/>
-                              <w:lang w:val="es-ES_tradnl"/>
-                            </w:rPr>
-                            <w:t/>
-                          </w:r>
-                        </w:p>
-                        <w:p>
-                          <w:pPr>
-                            <w:spacing w:line="276" w:lineRule="auto"/>
-                          </w:pPr>
-                        </w:p>
-                      </w:txbxContent>
-                    </wps:txbx>
-                    <wps:bodyPr rot="0" vert="horz" wrap="square" lIns="91440" tIns="45720" rIns="91440" bIns="45720" anchor="t" anchorCtr="0">
-                      <a:noAutofit/>
-                    </wps:bodyPr>
-                  </wps:wsp>
-                </a:graphicData>
-              </a:graphic>
-              <wp14:sizeRelH relativeFrom="margin">
-                <wp14:pctWidth>0</wp14:pctWidth>
-              </wp14:sizeRelH>
-              <wp14:sizeRelV relativeFrom="margin">
-                <wp14:pctHeight>0</wp14:pctHeight>
-              </wp14:sizeRelV>
-            </wp:anchor>
-          </w:drawing>
-        </mc:Choice>
-        <mc:Fallback>
-          <w:pict>
-            <v:shapetype w14:anchorId="2A1138C1" id="_x0000_t202" coordsize="21600,21600" o:spt="202" path="m,l,21600r21600,l21600,xe">
-              <v:stroke joinstyle="miter"/>
-              <v:path gradientshapeok="t" o:connecttype="rect"/>
-            </v:shapetype>
-            <v:shape id="Cuadro de texto 467648372" o:spid="_x0000_s1026" type="#_x0000_t202" style="position:absolute;margin-left:312.15pt;margin-top:1.15pt;width:155.2pt;height:54.45pt;z-index:-251503616;visibility:visible;mso-wrap-style:square;mso-width-percent:0;mso-height-percent:0;mso-wrap-distance-left:9pt;mso-wrap-distance-top:3.6pt;mso-wrap-distance-right:9pt;mso-wrap-distance-bottom:3.6pt;mso-position-horizontal:absolute;mso-position-horizontal-relative:text;mso-position-vertical:absolute;mso-position-vertical-relative:text;mso-width-percent:0;mso-height-percent:0;mso-width-relative:margin;mso-height-relative:margin;v-text-anchor:top" o:gfxdata="UEsDBBQABgAIAAAAIQC2gziS/gAAAOEBAAATAAAAW0NvbnRlbnRfVHlwZXNdLnhtbJSRQU7DMBBF 90jcwfIWJU67QAgl6YK0S0CoHGBkTxKLZGx5TGhvj5O2G0SRWNoz/78nu9wcxkFMGNg6quQqL6RA 0s5Y6ir5vt9lD1JwBDIwOMJKHpHlpr69KfdHjyxSmriSfYz+USnWPY7AufNIadK6MEJMx9ApD/oD OlTrorhX2lFEilmcO2RdNtjC5xDF9pCuTyYBB5bi6bQ4syoJ3g9WQ0ymaiLzg5KdCXlKLjvcW893 SUOqXwnz5DrgnHtJTxOsQfEKIT7DmDSUCaxw7Rqn8787ZsmRM9e2VmPeBN4uqYvTtW7jvijg9N/y JsXecLq0q+WD6m8AAAD//wMAUEsDBBQABgAIAAAAIQA4/SH/1gAAAJQBAAALAAAAX3JlbHMvLnJl bHOkkMFqwzAMhu+DvYPRfXGawxijTi+j0GvpHsDYimMaW0Yy2fr2M4PBMnrbUb/Q94l/f/hMi1qR JVI2sOt6UJgd+ZiDgffL8ekFlFSbvV0oo4EbChzGx4f9GRdb25HMsYhqlCwG5lrLq9biZkxWOiqY 22YiTra2kYMu1l1tQD30/bPm3wwYN0x18gb45AdQl1tp5j/sFB2T0FQ7R0nTNEV3j6o9feQzro1i OWA14Fm+Q8a1a8+Bvu/d/dMb2JY5uiPbhG/ktn4cqGU/er3pcvwCAAD//wMAUEsDBBQABgAIAAAA IQCuVD/8DQIAAPYDAAAOAAAAZHJzL2Uyb0RvYy54bWysU9tu2zAMfR+wfxD0vtjOkrQx4hRdugwD ugvQ7QNkWY6FSaImKbG7ry8lu2m2vQ3zg0Ca1CF5eLS5GbQiJ+G8BFPRYpZTIgyHRppDRb9/27+5 psQHZhqmwIiKPgpPb7avX216W4o5dKAa4QiCGF/2tqJdCLbMMs87oZmfgRUGgy04zQK67pA1jvWI rlU2z/NV1oNrrAMuvMe/d2OQbhN+2woevrStF4GoimJvIZ0unXU8s+2GlQfHbCf51Ab7hy40kwaL nqHuWGDk6ORfUFpyBx7aMOOgM2hbyUWaAacp8j+meeiYFWkWJMfbM03+/8Hyz6cH+9WRMLyDAReY hvD2HvgPTwzsOmYO4tY56DvBGixcRMqy3vpyuhqp9qWPIHX/CRpcMjsGSEBD63RkBeckiI4LeDyT LoZAeCy5vire5gtKOMZW62K+WqcSrHy+bZ0PHwRoEo2KOlxqQmenex9iN6x8TonFPCjZ7KVSyXGH eqccOTEUwD59E/pvacqQvqLr5XyZkA3E+0kbWgYUqJK6otd5/EbJRDbemyalBCbVaGMnykz0REZG bsJQD5gYaaqheUSiHIxCxIeDRgfuFyU9irCi/ueROUGJ+miQ7HWxWETVJmexvJqj4y4j9WWEGY5Q FQ2UjOYuJKVHHgzc4lJamfh66WTqFcWVaJweQlTvpZ+yXp7r9gkAAP//AwBQSwMEFAAGAAgAAAAh ANywGqveAAAACQEAAA8AAABkcnMvZG93bnJldi54bWxMj8FOg0AQhu8mvsNmTLwYu0ARLLI0aqLp tbUPsLBTILKzhN0W+vaOJz1NJv+Xf74pt4sdxAUn3ztSEK8iEEiNMz21Co5fH4/PIHzQZPTgCBVc 0cO2ur0pdWHcTHu8HEIruIR8oRV0IYyFlL7p0Gq/ciMSZyc3WR14nVppJj1zuR1kEkWZtLonvtDp Ed87bL4PZ6vgtJsfnjZz/RmO+T7N3nSf1+6q1P3d8voCIuAS/mD41Wd1qNipdmcyXgwKsiRdM6og 4cH5Zp3mIGoG4zgBWZXy/wfVDwAAAP//AwBQSwECLQAUAAYACAAAACEAtoM4kv4AAADhAQAAEwAA AAAAAAAAAAAAAAAAAAAAW0NvbnRlbnRfVHlwZXNdLnhtbFBLAQItABQABgAIAAAAIQA4/SH/1gAA AJQBAAALAAAAAAAAAAAAAAAAAC8BAABfcmVscy8ucmVsc1BLAQItABQABgAIAAAAIQCuVD/8DQIA APYDAAAOAAAAAAAAAAAAAAAAAC4CAABkcnMvZTJvRG9jLnhtbFBLAQItABQABgAIAAAAIQDcsBqr 3gAAAAkBAAAPAAAAAAAAAAAAAAAAAGcEAABkcnMvZG93bnJldi54bWxQSwUGAAAAAAQABADzAAAA cgUAAAAA " stroked="f">
-              <v:textbox>
-                <w:txbxContent>
-                  <w:p>
-                    <w:pPr>
-                      <w:pStyle w:val="Anejo"/>
-                      <w:spacing w:before="0" w:after="0"/>
-                      <w:ind w:left="0" w:right="0"/>
-                      <w:jc w:val="left"/>
-                      <w:rPr>
-                        <w:rFonts w:ascii="Montserrat" w:hAnsi="Montserrat"/>
-                        <w:caps w:val="0"/>
-                        <w:color w:val="365F91" w:themeColor="accent1" w:themeShade="BF"/>
-                        <w:sz w:val="12"/>
-                        <w:szCs w:val="12"/>
-                      </w:rPr>
-                    </w:pPr>
-                    <w:r>
-                      <w:rPr>
-                        <w:rFonts w:ascii="Montserrat" w:hAnsi="Montserrat"/>
-                        <w:color w:val="365F91" w:themeColor="accent1" w:themeShade="BF"/>
-                        <w:sz w:val="12"/>
-                        <w:szCs w:val="12"/>
-                      </w:rPr>
-                      <w:t/>
-                    </w:r>
-                    <w:r>
-                      <w:rPr>
-                        <w:rFonts w:ascii="Montserrat" w:hAnsi="Montserrat"/>
-                        <w:caps w:val="0"/>
-                        <w:color w:val="365F91" w:themeColor="accent1" w:themeShade="BF"/>
-                        <w:sz w:val="12"/>
-                        <w:szCs w:val="12"/>
-                      </w:rPr>
-                      <w:br/>
-                    </w:r>
-                    <w:r>
-                      <w:rPr>
-                        <w:rFonts w:ascii="Montserrat" w:hAnsi="Montserrat"/>
-                        <w:caps w:val="0"/>
-                        <w:sz w:val="12"/>
-                        <w:szCs w:val="12"/>
-                      </w:rPr>
-                      <w:t xml:space="preserve"/>
-                    </w:r>
-                    <w:r>
-                      <w:rPr>
-                        <w:rFonts w:ascii="Montserrat" w:hAnsi="Montserrat"/>
-                        <w:caps w:val="0"/>
-                        <w:sz w:val="12"/>
-                        <w:szCs w:val="12"/>
-                      </w:rPr>
-                      <w:t/>
-                    </w:r>
-                  </w:p>
-                  <w:p>
-                    <w:pPr>
-                      <w:pStyle w:val="Anejo"/>
-                      <w:spacing w:before="0" w:after="0"/>
-                      <w:ind w:left="0" w:right="0"/>
-                      <w:jc w:val="left"/>
-                      <w:rPr>
-                        <w:rFonts w:ascii="Montserrat" w:hAnsi="Montserrat"/>
-                        <w:b w:val="0"/>
-                        <w:bCs/>
-                        <w:caps w:val="0"/>
-                        <w:sz w:val="12"/>
-                        <w:szCs w:val="12"/>
-                      </w:rPr>
-                    </w:pPr>
-                    <w:r>
-                      <w:rPr>
-                        <w:rFonts w:ascii="Montserrat" w:hAnsi="Montserrat"/>
-                        <w:b w:val="0"/>
-                        <w:bCs/>
-                        <w:caps w:val="0"/>
-                        <w:sz w:val="12"/>
-                        <w:szCs w:val="12"/>
-                      </w:rPr>
-                      <w:t/>
-                    </w:r>
-                  </w:p>
-                  <w:p>
-                    <w:pPr>
-                      <w:rPr>
-                        <w:rFonts w:ascii="Montserrat" w:hAnsi="Montserrat"/>
-                        <w:color w:val="FF0000"/>
-                        <w:sz w:val="12"/>
-                        <w:szCs w:val="12"/>
-                        <w:lang w:val="es-ES_tradnl"/>
-                      </w:rPr>
-                    </w:pPr>
-                  </w:p>
-                  <w:p>
-                    <w:pPr>
-                      <w:spacing w:line="276" w:lineRule="auto"/>
-                      <w:rPr>
-                        <w:rFonts w:ascii="Montserrat" w:hAnsi="Montserrat"/>
-                        <w:color w:val="FF0000"/>
-                        <w:sz w:val="12"/>
-                        <w:szCs w:val="12"/>
-                        <w:lang w:val="es-ES_tradnl"/>
-                      </w:rPr>
-                    </w:pPr>
-                    <w:r>
-                      <w:rPr>
-                        <w:rFonts w:ascii="Montserrat" w:hAnsi="Montserrat"/>
-                        <w:color w:val="FF0000"/>
-                        <w:sz w:val="12"/>
-                        <w:szCs w:val="12"/>
-                        <w:lang w:val="es-ES_tradnl"/>
-                      </w:rPr>
-                      <w:t xml:space="preserve"/>
-                    </w:r>
-                    <w:r>
-                      <w:rPr>
-                        <w:rFonts w:ascii="Montserrat" w:hAnsi="Montserrat"/>
-                        <w:color w:val="FF0000"/>
-                        <w:sz w:val="12"/>
-                        <w:szCs w:val="12"/>
-                        <w:lang w:val="es-ES_tradnl"/>
-                      </w:rPr>
-                      <w:t/>
-                    </w:r>
-                    <w:r>
-                      <w:rPr>
-                        <w:rFonts w:ascii="Montserrat" w:hAnsi="Montserrat"/>
-                        <w:color w:val="FF0000"/>
-                        <w:sz w:val="12"/>
-                        <w:szCs w:val="12"/>
-                        <w:lang w:val="es-ES_tradnl"/>
-                      </w:rPr>
-                      <w:t xml:space="preserve"/>
-                    </w:r>
-                    <w:r>
-                      <w:rPr>
-                        <w:rFonts w:ascii="Montserrat" w:hAnsi="Montserrat"/>
-                        <w:color w:val="FF0000"/>
-                        <w:sz w:val="12"/>
-                        <w:szCs w:val="12"/>
-                        <w:lang w:val="es-ES_tradnl"/>
-                      </w:rPr>
-                      <w:t/>
-                    </w:r>
-                  </w:p>
-                  <w:p>
-                    <w:pPr>
-                      <w:spacing w:line="276" w:lineRule="auto"/>
-                    </w:pPr>
-                  </w:p>
-                </w:txbxContent>
-              </v:textbox>
-            </v:shape>
-          </w:pict>
-        </mc:Fallback>
-      </mc:AlternateContent>
-    </w:r>
-    <w:r>
-      <w:rPr>
-        <w:noProof/>
-        <w:lang w:eastAsia="es-ES"/>
-      </w:rPr>
-      <w:drawing>
-        <wp:inline distT="0" distB="0" distL="0" distR="0" wp14:anchorId="2E685A21" wp14:editId="74567907">
-          <wp:extent cx="1619885" cy="703580"/>
-          <wp:effectExtent l="0" t="0" r="0" b="1270"/>
-          <wp:docPr id="554320922" name="Imagen 554320922" descr="Macintosh HD:Users:Fani:Documents:CLIENTES:edp:marca edp hoja.jpg"/>
-          <wp:cNvGraphicFramePr/>
-          <a:graphic xmlns:a="http://schemas.openxmlformats.org/drawingml/2006/main">
-            <a:graphicData uri="http://schemas.openxmlformats.org/drawingml/2006/picture">
-              <pic:pic xmlns:pic="http://schemas.openxmlformats.org/drawingml/2006/picture">
-                <pic:nvPicPr>
-                  <pic:cNvPr id="74" name="Imagen 1" descr="Macintosh HD:Users:Fani:Documents:CLIENTES:edp:marca edp hoja.jpg"/>
-                  <pic:cNvPicPr/>
-                </pic:nvPicPr>
-                <pic:blipFill>
-                  <a:blip r:embed="rId1">
-                    <a:extLst>
-                      <a:ext uri="{28A0092B-C50C-407E-A947-70E740481C1C}">
-                        <a14:useLocalDpi xmlns:a14="http://schemas.microsoft.com/office/drawing/2010/main" val="0"/>
-                      </a:ext>
-                    </a:extLst>
-                  </a:blip>
-                  <a:srcRect/>
-                  <a:stretch>
-                    <a:fillRect/>
-                  </a:stretch>
-                </pic:blipFill>
-                <pic:spPr bwMode="auto">
-                  <a:xfrm>
-                    <a:off x="0" y="0"/>
-                    <a:ext cx="1619885" cy="703580"/>
-                  </a:xfrm>
-                  <a:prstGeom prst="rect">
-                    <a:avLst/>
-                  </a:prstGeom>
-                  <a:noFill/>
-                  <a:ln>
-                    <a:noFill/>
-                  </a:ln>
-                </pic:spPr>
-              </pic:pic>
-            </a:graphicData>
-          </a:graphic>
-        </wp:inline>
-      </w:drawing>
-    </w:r>
-    <w:r>
-      <w:tab/>
-    </w:r>
-  </w:p>
-</w:hdr>
-</file>
-
 <file path=word/numbering.xml><?xml version="1.0" encoding="utf-8"?>
 <w:numbering xmlns:wpc="http://schemas.microsoft.com/office/word/2010/wordprocessingCanvas" xmlns:cx="http://schemas.microsoft.com/office/drawing/2014/chartex" xmlns:cx1="http://schemas.microsoft.com/office/drawing/2015/9/8/chartex" xmlns:cx2="http://schemas.microsoft.com/office/drawing/2015/10/21/chartex" xmlns:cx3="http://schemas.microsoft.com/office/drawing/2016/5/9/chartex" xmlns:cx4="http://schemas.microsoft.com/office/drawing/2016/5/10/chartex" xmlns:cx5="http://schemas.microsoft.com/office/drawing/2016/5/11/chartex" xmlns:cx6="http://schemas.microsoft.com/office/drawing/2016/5/12/chartex" xmlns:cx7="http://schemas.microsoft.com/office/drawing/2016/5/13/chartex" xmlns:cx8="http://schemas.microsoft.com/office/drawing/2016/5/14/chartex" xmlns:mc="http://schemas.openxmlformats.org/markup-compatibility/2006" xmlns:aink="http://schemas.microsoft.com/office/drawing/2016/ink" xmlns:am3d="http://schemas.microsoft.com/office/drawing/2017/model3d" xmlns:o="urn:schemas-microsoft-com:office:office" xmlns:oel="http://schemas.microsoft.com/office/2019/extlst" xmlns:r="http://schemas.openxmlformats.org/officeDocument/2006/relationships" xmlns:m="http://schemas.openxmlformats.org/officeDocument/2006/math" xmlns:v="urn:schemas-microsoft-com:vml" xmlns:wp14="http://schemas.microsoft.com/office/word/2010/wordprocessingDrawing" xmlns:wp="http://schemas.openxmlformats.org/drawingml/2006/wordprocessingDrawing" xmlns:w10="urn:schemas-microsoft-com:office:word" xmlns:w="http://schemas.openxmlformats.org/wordprocessingml/2006/main" xmlns:w14="http://schemas.microsoft.com/office/word/2010/wordml" xmlns:w15="http://schemas.microsoft.com/office/word/2012/wordml" xmlns:w16cex="http://schemas.microsoft.com/office/word/2018/wordml/cex" xmlns:w16cid="http://schemas.microsoft.com/office/word/2016/wordml/cid" xmlns:w16="http://schemas.microsoft.com/office/word/2018/wordml" xmlns:w16du="http://schemas.microsoft.com/office/word/2023/wordml/word16du" xmlns:w16sdtdh="http://schemas.microsoft.com/office/word/2020/wordml/sdtdatahash" xmlns:w16sdtfl="http://schemas.microsoft.com/office/word/2024/wordml/sdtformatlock" xmlns:w16se="http://schemas.microsoft.com/office/word/2015/wordml/symex" xmlns:wpg="http://schemas.microsoft.com/office/word/2010/wordprocessingGroup" xmlns:wpi="http://schemas.microsoft.com/office/word/2010/wordprocessingInk" xmlns:wne="http://schemas.microsoft.com/office/word/2006/wordml" xmlns:wps="http://schemas.microsoft.com/office/word/2010/wordprocessingShape" mc:Ignorable="w14 w15 w16se w16cid w16 w16cex w16sdtdh w16sdtfl w16du wp14">
   <w:abstractNum w:abstractNumId="0" w15:restartNumberingAfterBreak="0">
@@ -9503,6 +7625,11 @@
     <w:pPr>
       <w:jc w:val="both"/>
     </w:pPr>
+    <w:rPr>
+      <w:rFonts w:ascii="Montserrat" w:hAnsi="Montserrat" w:eastAsia="Montserrat" w:cs="Montserrat"/>
+      <w:sz w:val="19"/>
+      <w:szCs w:val="19"/>
+    </w:rPr>
   </w:style>
   <w:style xmlns:w="http://schemas.openxmlformats.org/wordprocessingml/2006/main" w:type="paragraph" w:styleId="Ttulo1">
     <w:name w:val="heading 1"/>
@@ -9639,8 +7766,9 @@
     <w:rPrDefault>
       <w:rPr>
         <w:rFonts w:ascii="Montserrat" w:eastAsia="Montserrat" w:hAnsi="Montserrat" w:cs="Montserrat"/>
-        <w:sz w:val="22"/>
+        <w:sz w:val="19"/>
         <w:lang w:val="es-ES" w:eastAsia="Montserrat" w:bidi="ar-SA"/>
+        <w:szCs w:val="19"/>
       </w:rPr>
     </w:rPrDefault>
     <w:pPrDefault/>
@@ -11868,16 +9996,4 @@
   <a:objectDefaults/>
   <a:extraClrSchemeLst/>
 </a:theme>
-</file>
-
-<file path=customXml/item1.xml><?xml version="1.0" encoding="utf-8"?>
-<b:Sources xmlns:b="http://schemas.openxmlformats.org/officeDocument/2006/bibliography" xmlns="http://schemas.openxmlformats.org/officeDocument/2006/bibliography" SelectedStyle="\APA.XSL" StyleName="APA"/>
-</file>
-
-<file path=customXml/itemProps1.xml><?xml version="1.0" encoding="utf-8"?>
-<ds:datastoreItem xmlns:ds="http://schemas.openxmlformats.org/officeDocument/2006/customXml" ds:itemID="{C3A3EFE3-1581-4E7D-9549-54EBD1760337}">
-  <ds:schemaRefs>
-    <ds:schemaRef ds:uri="http://schemas.openxmlformats.org/officeDocument/2006/bibliography"/>
-  </ds:schemaRefs>
-</ds:datastoreItem>
 </file>